--- a/final_report.docx
+++ b/final_report.docx
@@ -79,7 +79,7 @@
           <w:b/>
           <w:bCs/>
         </w:rPr>
-        <w:t xml:space="preserve">How can an aspiring analytics professional evaluate career opportunities in Computer Systems Design and Related Services, and which skills and experiences should they prioritize to improve their competitiveness?</w:t>
+        <w:t xml:space="preserve">How can an aspiring analytics professional evaluate career opportunities in Computer Systems Design and Related Services and determine which skills, qualifications, and experiences to prioritize to become a competitive candidate?</w:t>
       </w:r>
     </w:p>
     <w:p>
@@ -99,7 +99,7 @@
       </w:r>
     </w:p>
     <w:bookmarkEnd w:id="9"/>
-    <w:bookmarkStart w:id="10" w:name="scope-and-data"/>
+    <w:bookmarkStart w:id="11" w:name="scope-and-data"/>
     <w:p>
       <w:pPr>
         <w:pStyle w:val="Heading1"/>
@@ -129,7 +129,7 @@
         <w:pStyle w:val="BodyText"/>
       </w:pPr>
       <w:r>
-        <w:t xml:space="preserve">The dataset was also updated during the project. Module 2 used an earlier extract that contained 165,386 postings but had incomplete skill and experience fields. In particular, many skill names—including Python and SQL—were missing, and the experience fields were blank. Beginning in Module 3, the analysis was rebuilt using the corrected v2 extract.</w:t>
+        <w:t xml:space="preserve">The dataset was also updated during the project. Module 2 used an earlier extract that contained 165,386 postings but had incomplete skill and experience fields. In particular, many skill names, including Python and SQL, were missing, and the experience fields were blank. Beginning in Module 3, the analysis was rebuilt using the corrected v2 extract.</w:t>
       </w:r>
     </w:p>
     <w:p>
@@ -137,9 +137,222 @@
         <w:pStyle w:val="BodyText"/>
       </w:pPr>
       <w:r>
-        <w:t xml:space="preserve">The analytical panel was created in PySpark. We first filtered the source to NAICS 5415 and then identified analytics roles using title patterns for data analysis, data science, data engineering, business intelligence, and business analysis. Titles associated with unrelated areas such as security, quality assurance, support, and networking were excluded. To represent the current labor market, we retained postings from the most recent 12-month period in the dataset, September 11, 2025 through September 10, 2026. The resulting panel contains 1,790 job postings.</w:t>
-      </w:r>
-    </w:p>
+        <w:t xml:space="preserve">The analytical panel was created in PySpark. We first filtered the source to NAICS 5415 and then identified analytics roles using title patterns for data analysis, data science, data engineering, business intelligence, and business analysis. Titles associated with unrelated areas such as security, quality assurance, support, and networking were excluded. To represent the current labor market, we retained postings from the most recent 12-month period in the dataset, September 11, 2025 through September 10, 2026. The resulting panel contains 1,790 job postings (</w:t>
+      </w:r>
+      <w:hyperlink w:anchor="tbl-funnel">
+        <w:r>
+          <w:rPr>
+            <w:rStyle w:val="Hyperlink"/>
+          </w:rPr>
+          <w:t xml:space="preserve">Table 1</w:t>
+        </w:r>
+      </w:hyperlink>
+      <w:r>
+        <w:t xml:space="preserve">).</w:t>
+      </w:r>
+    </w:p>
+    <w:tbl>
+      <w:tblPr>
+        <w:tblStyle w:val="Table"/>
+        <w:tblW w:type="pct" w:w="5000"/>
+        <w:tblLayout w:type="fixed"/>
+        <w:tblLook w:firstRow="0" w:lastRow="0" w:firstColumn="0" w:lastColumn="0" w:noHBand="0" w:noVBand="0" w:val="0000"/>
+      </w:tblPr>
+      <w:tblGrid>
+        <w:gridCol w:w="7920"/>
+      </w:tblGrid>
+      <w:tr>
+        <w:tc>
+          <w:tcPr/>
+          <w:bookmarkStart w:id="10" w:name="tbl-funnel"/>
+          <w:p>
+            <w:pPr>
+              <w:jc w:val="center"/>
+            </w:pPr>
+            <w:pPr>
+              <w:jc w:val="left"/>
+              <w:spacing w:before="200"/>
+              <w:pStyle w:val="ImageCaption"/>
+            </w:pPr>
+            <w:r>
+              <w:t xml:space="preserve">Table 1: Postings remaining after each filtering step.</w:t>
+            </w:r>
+          </w:p>
+          <w:tbl>
+            <w:tblPr>
+              <w:tblStyle w:val="Table"/>
+              <w:tblW w:type="auto" w:w="0"/>
+              <w:tblLook w:firstRow="1" w:lastRow="0" w:firstColumn="0" w:lastColumn="0" w:noHBand="0" w:noVBand="0" w:val="0020"/>
+            </w:tblPr>
+            <w:tblGrid>
+              <w:gridCol w:w="3960"/>
+              <w:gridCol w:w="3960"/>
+            </w:tblGrid>
+            <w:tr>
+              <w:trPr>
+                <w:tblHeader w:val="on"/>
+              </w:trPr>
+              <w:tc>
+                <w:tcPr/>
+                <w:p>
+                  <w:pPr>
+                    <w:pStyle w:val="Compact"/>
+                    <w:jc w:val="center"/>
+                  </w:pPr>
+                  <w:r>
+                    <w:t xml:space="preserve">Step</w:t>
+                  </w:r>
+                </w:p>
+              </w:tc>
+              <w:tc>
+                <w:tcPr/>
+                <w:p>
+                  <w:pPr>
+                    <w:pStyle w:val="Compact"/>
+                    <w:jc w:val="center"/>
+                  </w:pPr>
+                  <w:r>
+                    <w:t xml:space="preserve">Postings</w:t>
+                  </w:r>
+                </w:p>
+              </w:tc>
+            </w:tr>
+            <w:tr>
+              <w:tc>
+                <w:tcPr/>
+                <w:p>
+                  <w:pPr>
+                    <w:pStyle w:val="Compact"/>
+                    <w:jc w:val="center"/>
+                  </w:pPr>
+                  <w:r>
+                    <w:t xml:space="preserve">Raw extract</w:t>
+                  </w:r>
+                </w:p>
+              </w:tc>
+              <w:tc>
+                <w:tcPr/>
+                <w:p>
+                  <w:pPr>
+                    <w:pStyle w:val="Compact"/>
+                    <w:jc w:val="center"/>
+                  </w:pPr>
+                  <w:r>
+                    <w:t xml:space="preserve">504,208</w:t>
+                  </w:r>
+                </w:p>
+              </w:tc>
+            </w:tr>
+            <w:tr>
+              <w:tc>
+                <w:tcPr/>
+                <w:p>
+                  <w:pPr>
+                    <w:pStyle w:val="Compact"/>
+                    <w:jc w:val="center"/>
+                  </w:pPr>
+                  <w:r>
+                    <w:t xml:space="preserve">NAICS 5415 filter</w:t>
+                  </w:r>
+                </w:p>
+              </w:tc>
+              <w:tc>
+                <w:tcPr/>
+                <w:p>
+                  <w:pPr>
+                    <w:pStyle w:val="Compact"/>
+                    <w:jc w:val="center"/>
+                  </w:pPr>
+                  <w:r>
+                    <w:t xml:space="preserve">19,886</w:t>
+                  </w:r>
+                </w:p>
+              </w:tc>
+            </w:tr>
+            <w:tr>
+              <w:tc>
+                <w:tcPr/>
+                <w:p>
+                  <w:pPr>
+                    <w:pStyle w:val="Compact"/>
+                    <w:jc w:val="center"/>
+                  </w:pPr>
+                  <w:r>
+                    <w:t xml:space="preserve">Analytics title patterns included</w:t>
+                  </w:r>
+                </w:p>
+              </w:tc>
+              <w:tc>
+                <w:tcPr/>
+                <w:p>
+                  <w:pPr>
+                    <w:pStyle w:val="Compact"/>
+                    <w:jc w:val="center"/>
+                  </w:pPr>
+                  <w:r>
+                    <w:t xml:space="preserve">2,308</w:t>
+                  </w:r>
+                </w:p>
+              </w:tc>
+            </w:tr>
+            <w:tr>
+              <w:tc>
+                <w:tcPr/>
+                <w:p>
+                  <w:pPr>
+                    <w:pStyle w:val="Compact"/>
+                    <w:jc w:val="center"/>
+                  </w:pPr>
+                  <w:r>
+                    <w:t xml:space="preserve">Unrelated title patterns excluded</w:t>
+                  </w:r>
+                </w:p>
+              </w:tc>
+              <w:tc>
+                <w:tcPr/>
+                <w:p>
+                  <w:pPr>
+                    <w:pStyle w:val="Compact"/>
+                    <w:jc w:val="center"/>
+                  </w:pPr>
+                  <w:r>
+                    <w:t xml:space="preserve">2,268</w:t>
+                  </w:r>
+                </w:p>
+              </w:tc>
+            </w:tr>
+            <w:tr>
+              <w:tc>
+                <w:tcPr/>
+                <w:p>
+                  <w:pPr>
+                    <w:pStyle w:val="Compact"/>
+                    <w:jc w:val="center"/>
+                  </w:pPr>
+                  <w:r>
+                    <w:t xml:space="preserve">Most recent 12 months</w:t>
+                  </w:r>
+                </w:p>
+              </w:tc>
+              <w:tc>
+                <w:tcPr/>
+                <w:p>
+                  <w:pPr>
+                    <w:pStyle w:val="Compact"/>
+                    <w:jc w:val="center"/>
+                  </w:pPr>
+                  <w:r>
+                    <w:t xml:space="preserve">1,790</w:t>
+                  </w:r>
+                </w:p>
+              </w:tc>
+            </w:tr>
+          </w:tbl>
+          <w:bookmarkEnd w:id="10"/>
+          <w:p/>
+        </w:tc>
+      </w:tr>
+    </w:tbl>
     <w:p>
       <w:pPr>
         <w:pStyle w:val="BodyText"/>
@@ -171,8 +384,8 @@
         <w:t xml:space="preserve">and used consistently across the market, skill-gap, and predictive-modeling analyses.</w:t>
       </w:r>
     </w:p>
-    <w:bookmarkEnd w:id="10"/>
-    <w:bookmarkStart w:id="11" w:name="market-baseline"/>
+    <w:bookmarkEnd w:id="11"/>
+    <w:bookmarkStart w:id="32" w:name="market-baseline"/>
     <w:p>
       <w:pPr>
         <w:pStyle w:val="Heading1"/>
@@ -195,43 +408,507 @@
         <w:t xml:space="preserve">(O*NET OnLine (2026))</w:t>
       </w:r>
       <w:r>
-        <w:t xml:space="preserve">, job titles such as Data Analyst or Data Engineer may appear within broader occupation groups, reinforcing the importance of searching across related titles rather than relying on a single title.</w:t>
-      </w:r>
-    </w:p>
+        <w:t xml:space="preserve">, job titles such as Data Analyst or Data Engineer may appear within broader occupation groups, reinforcing the importance of searching across related titles rather than relying on a single title (</w:t>
+      </w:r>
+      <w:hyperlink w:anchor="fig-volume">
+        <w:r>
+          <w:rPr>
+            <w:rStyle w:val="Hyperlink"/>
+          </w:rPr>
+          <w:t xml:space="preserve">Figure 1</w:t>
+        </w:r>
+      </w:hyperlink>
+      <w:r>
+        <w:t xml:space="preserve">).</w:t>
+      </w:r>
+    </w:p>
+    <w:tbl>
+      <w:tblPr>
+        <w:tblStyle w:val="Table"/>
+        <w:tblW w:type="pct" w:w="5000"/>
+        <w:tblLayout w:type="fixed"/>
+        <w:tblLook w:firstRow="0" w:lastRow="0" w:firstColumn="0" w:lastColumn="0" w:noHBand="0" w:noVBand="0" w:val="0000"/>
+      </w:tblPr>
+      <w:tblGrid>
+        <w:gridCol w:w="7920"/>
+      </w:tblGrid>
+      <w:tr>
+        <w:tc>
+          <w:tcPr/>
+          <w:bookmarkStart w:id="15" w:name="fig-volume"/>
+          <w:p>
+            <w:pPr>
+              <w:pStyle w:val="Compact"/>
+              <w:jc w:val="center"/>
+            </w:pPr>
+            <w:r>
+              <w:drawing>
+                <wp:inline>
+                  <wp:extent cx="5334000" cy="3200400"/>
+                  <wp:effectExtent b="0" l="0" r="0" t="0"/>
+                  <wp:docPr descr="" title="" id="13" name="Picture"/>
+                  <a:graphic>
+                    <a:graphicData uri="http://schemas.openxmlformats.org/drawingml/2006/picture">
+                      <pic:pic>
+                        <pic:nvPicPr>
+                          <pic:cNvPr descr="figures/job_volume_by_segment.png" id="14" name="Picture"/>
+                          <pic:cNvPicPr>
+                            <a:picLocks noChangeArrowheads="1" noChangeAspect="1"/>
+                          </pic:cNvPicPr>
+                        </pic:nvPicPr>
+                        <pic:blipFill>
+                          <a:blip r:embed="rId12"/>
+                          <a:stretch>
+                            <a:fillRect/>
+                          </a:stretch>
+                        </pic:blipFill>
+                        <pic:spPr bwMode="auto">
+                          <a:xfrm>
+                            <a:off x="0" y="0"/>
+                            <a:ext cx="5334000" cy="3200400"/>
+                          </a:xfrm>
+                          <a:prstGeom prst="rect">
+                            <a:avLst/>
+                          </a:prstGeom>
+                          <a:noFill/>
+                          <a:ln w="9525">
+                            <a:noFill/>
+                            <a:headEnd/>
+                            <a:tailEnd/>
+                          </a:ln>
+                        </pic:spPr>
+                      </pic:pic>
+                    </a:graphicData>
+                  </a:graphic>
+                </wp:inline>
+              </w:drawing>
+            </w:r>
+          </w:p>
+          <w:p>
+            <w:pPr>
+              <w:jc w:val="center"/>
+            </w:pPr>
+            <w:pPr>
+              <w:jc w:val="left"/>
+              <w:spacing w:before="200"/>
+              <w:pStyle w:val="ImageCaption"/>
+            </w:pPr>
+            <w:r>
+              <w:t xml:space="preserve">Figure 1: Job postings by occupation group.</w:t>
+            </w:r>
+          </w:p>
+          <w:bookmarkEnd w:id="15"/>
+        </w:tc>
+      </w:tr>
+    </w:tbl>
     <w:p>
       <w:pPr>
         <w:pStyle w:val="BodyText"/>
       </w:pPr>
       <w:r>
-        <w:t xml:space="preserve">Salary information is available for 591 postings, or 33.0% of the panel. Among postings with usable salary data, the median advertised salary midpoint is $151,475, with the middle 50% ranging from $120,000 to $187,500. Data Scientists have the highest median midpoint among the major occupation groups at $174,800, followed by Database Architects at $155,225. These salary results describe only postings that disclose usable pay and should not be interpreted as salary estimates for the entire market.</w:t>
-      </w:r>
-    </w:p>
+        <w:t xml:space="preserve">Salary information is available for 591 postings, or 33.0% of the panel. Among postings with usable salary data, the median advertised salary midpoint is $151,475, with the middle 50% ranging from $120,000 to $187,500. Data Scientists have the highest median midpoint among the major occupation groups at $174,800, followed by Database Architects at $155,225. These salary results describe only postings that disclose usable pay and should not be interpreted as salary estimates for the entire market (</w:t>
+      </w:r>
+      <w:hyperlink w:anchor="fig-salary">
+        <w:r>
+          <w:rPr>
+            <w:rStyle w:val="Hyperlink"/>
+          </w:rPr>
+          <w:t xml:space="preserve">Figure 2</w:t>
+        </w:r>
+      </w:hyperlink>
+      <w:r>
+        <w:t xml:space="preserve">).</w:t>
+      </w:r>
+    </w:p>
+    <w:tbl>
+      <w:tblPr>
+        <w:tblStyle w:val="Table"/>
+        <w:tblW w:type="pct" w:w="5000"/>
+        <w:tblLayout w:type="fixed"/>
+        <w:tblLook w:firstRow="0" w:lastRow="0" w:firstColumn="0" w:lastColumn="0" w:noHBand="0" w:noVBand="0" w:val="0000"/>
+      </w:tblPr>
+      <w:tblGrid>
+        <w:gridCol w:w="7920"/>
+      </w:tblGrid>
+      <w:tr>
+        <w:tc>
+          <w:tcPr/>
+          <w:bookmarkStart w:id="19" w:name="fig-salary"/>
+          <w:p>
+            <w:pPr>
+              <w:pStyle w:val="Compact"/>
+              <w:jc w:val="center"/>
+            </w:pPr>
+            <w:r>
+              <w:drawing>
+                <wp:inline>
+                  <wp:extent cx="5334000" cy="3200400"/>
+                  <wp:effectExtent b="0" l="0" r="0" t="0"/>
+                  <wp:docPr descr="" title="" id="17" name="Picture"/>
+                  <a:graphic>
+                    <a:graphicData uri="http://schemas.openxmlformats.org/drawingml/2006/picture">
+                      <pic:pic>
+                        <pic:nvPicPr>
+                          <pic:cNvPr descr="figures/salary_distribution.png" id="18" name="Picture"/>
+                          <pic:cNvPicPr>
+                            <a:picLocks noChangeArrowheads="1" noChangeAspect="1"/>
+                          </pic:cNvPicPr>
+                        </pic:nvPicPr>
+                        <pic:blipFill>
+                          <a:blip r:embed="rId16"/>
+                          <a:stretch>
+                            <a:fillRect/>
+                          </a:stretch>
+                        </pic:blipFill>
+                        <pic:spPr bwMode="auto">
+                          <a:xfrm>
+                            <a:off x="0" y="0"/>
+                            <a:ext cx="5334000" cy="3200400"/>
+                          </a:xfrm>
+                          <a:prstGeom prst="rect">
+                            <a:avLst/>
+                          </a:prstGeom>
+                          <a:noFill/>
+                          <a:ln w="9525">
+                            <a:noFill/>
+                            <a:headEnd/>
+                            <a:tailEnd/>
+                          </a:ln>
+                        </pic:spPr>
+                      </pic:pic>
+                    </a:graphicData>
+                  </a:graphic>
+                </wp:inline>
+              </w:drawing>
+            </w:r>
+          </w:p>
+          <w:p>
+            <w:pPr>
+              <w:jc w:val="center"/>
+            </w:pPr>
+            <w:pPr>
+              <w:jc w:val="left"/>
+              <w:spacing w:before="200"/>
+              <w:pStyle w:val="ImageCaption"/>
+            </w:pPr>
+            <w:r>
+              <w:t xml:space="preserve">Figure 2: Distribution of advertised annual salary midpoints.</w:t>
+            </w:r>
+          </w:p>
+          <w:bookmarkEnd w:id="19"/>
+        </w:tc>
+      </w:tr>
+    </w:tbl>
     <w:p>
       <w:pPr>
         <w:pStyle w:val="BodyText"/>
       </w:pPr>
       <w:r>
-        <w:t xml:space="preserve">The market also shows a meaningful experience barrier for early-career candidates. Minimum-experience information is available for 520 postings, with a median requirement of five years. Only 102 of those postings, or 19.6%, request two years of experience or less. This suggests that although demand for analytics professionals is substantial, a relatively small portion of postings with stated experience requirements are clearly accessible to candidates at the beginning of their careers.</w:t>
-      </w:r>
-    </w:p>
+        <w:t xml:space="preserve">The market also shows a meaningful experience barrier for early-career candidates. Minimum-experience information is available for 520 postings, with a median requirement of five years. Only 102 of those postings, or 19.6%, request two years of experience or less. This suggests that although demand for analytics professionals is substantial, a relatively small portion of postings with stated experience requirements are clearly accessible to candidates at the beginning of their careers (</w:t>
+      </w:r>
+      <w:hyperlink w:anchor="fig-experience">
+        <w:r>
+          <w:rPr>
+            <w:rStyle w:val="Hyperlink"/>
+          </w:rPr>
+          <w:t xml:space="preserve">Figure 3</w:t>
+        </w:r>
+      </w:hyperlink>
+      <w:r>
+        <w:t xml:space="preserve">).</w:t>
+      </w:r>
+    </w:p>
+    <w:tbl>
+      <w:tblPr>
+        <w:tblStyle w:val="Table"/>
+        <w:tblW w:type="pct" w:w="5000"/>
+        <w:tblLayout w:type="fixed"/>
+        <w:tblLook w:firstRow="0" w:lastRow="0" w:firstColumn="0" w:lastColumn="0" w:noHBand="0" w:noVBand="0" w:val="0000"/>
+      </w:tblPr>
+      <w:tblGrid>
+        <w:gridCol w:w="7920"/>
+      </w:tblGrid>
+      <w:tr>
+        <w:tc>
+          <w:tcPr/>
+          <w:bookmarkStart w:id="23" w:name="fig-experience"/>
+          <w:p>
+            <w:pPr>
+              <w:pStyle w:val="Compact"/>
+              <w:jc w:val="center"/>
+            </w:pPr>
+            <w:r>
+              <w:drawing>
+                <wp:inline>
+                  <wp:extent cx="5334000" cy="3200400"/>
+                  <wp:effectExtent b="0" l="0" r="0" t="0"/>
+                  <wp:docPr descr="" title="" id="21" name="Picture"/>
+                  <a:graphic>
+                    <a:graphicData uri="http://schemas.openxmlformats.org/drawingml/2006/picture">
+                      <pic:pic>
+                        <pic:nvPicPr>
+                          <pic:cNvPr descr="figures/experience_distribution.png" id="22" name="Picture"/>
+                          <pic:cNvPicPr>
+                            <a:picLocks noChangeArrowheads="1" noChangeAspect="1"/>
+                          </pic:cNvPicPr>
+                        </pic:nvPicPr>
+                        <pic:blipFill>
+                          <a:blip r:embed="rId20"/>
+                          <a:stretch>
+                            <a:fillRect/>
+                          </a:stretch>
+                        </pic:blipFill>
+                        <pic:spPr bwMode="auto">
+                          <a:xfrm>
+                            <a:off x="0" y="0"/>
+                            <a:ext cx="5334000" cy="3200400"/>
+                          </a:xfrm>
+                          <a:prstGeom prst="rect">
+                            <a:avLst/>
+                          </a:prstGeom>
+                          <a:noFill/>
+                          <a:ln w="9525">
+                            <a:noFill/>
+                            <a:headEnd/>
+                            <a:tailEnd/>
+                          </a:ln>
+                        </pic:spPr>
+                      </pic:pic>
+                    </a:graphicData>
+                  </a:graphic>
+                </wp:inline>
+              </w:drawing>
+            </w:r>
+          </w:p>
+          <w:p>
+            <w:pPr>
+              <w:jc w:val="center"/>
+            </w:pPr>
+            <w:pPr>
+              <w:jc w:val="left"/>
+              <w:spacing w:before="200"/>
+              <w:pStyle w:val="ImageCaption"/>
+            </w:pPr>
+            <w:r>
+              <w:t xml:space="preserve">Figure 3: Minimum years of experience requested, among postings that state a requirement.</w:t>
+            </w:r>
+          </w:p>
+          <w:bookmarkEnd w:id="23"/>
+        </w:tc>
+      </w:tr>
+    </w:tbl>
     <w:p>
       <w:pPr>
         <w:pStyle w:val="BodyText"/>
       </w:pPr>
       <w:r>
-        <w:t xml:space="preserve">Geographically, California has the largest number of postings with an identified state at 258, followed by Virginia, New York, Texas, and Washington. Flexible work is also significant: 362 postings are classified as remote and 378 as hybrid, together representing 41.3% of the full panel. However, work arrangement is unknown for 930 postings, so the flexible-work share should be interpreted cautiously.</w:t>
-      </w:r>
-    </w:p>
+        <w:t xml:space="preserve">Geographically, California has the largest number of postings with an identified state at 258, followed by Virginia, New York, Texas, and Washington. Flexible work is also significant: 362 postings are classified as remote and 378 as hybrid, together representing 41.3% of the full panel. However, work arrangement is unknown for 930 postings, so the flexible-work share should be interpreted cautiously (</w:t>
+      </w:r>
+      <w:hyperlink w:anchor="fig-states">
+        <w:r>
+          <w:rPr>
+            <w:rStyle w:val="Hyperlink"/>
+          </w:rPr>
+          <w:t xml:space="preserve">Figure 4</w:t>
+        </w:r>
+      </w:hyperlink>
+      <w:r>
+        <w:t xml:space="preserve"> </w:t>
+      </w:r>
+      <w:r>
+        <w:t xml:space="preserve">and</w:t>
+      </w:r>
+      <w:r>
+        <w:t xml:space="preserve"> </w:t>
+      </w:r>
+      <w:hyperlink w:anchor="fig-remote">
+        <w:r>
+          <w:rPr>
+            <w:rStyle w:val="Hyperlink"/>
+          </w:rPr>
+          <w:t xml:space="preserve">Figure 5</w:t>
+        </w:r>
+      </w:hyperlink>
+      <w:r>
+        <w:t xml:space="preserve">).</w:t>
+      </w:r>
+    </w:p>
+    <w:tbl>
+      <w:tblPr>
+        <w:tblStyle w:val="Table"/>
+        <w:tblW w:type="pct" w:w="5000"/>
+        <w:tblLayout w:type="fixed"/>
+        <w:tblLook w:firstRow="0" w:lastRow="0" w:firstColumn="0" w:lastColumn="0" w:noHBand="0" w:noVBand="0" w:val="0000"/>
+      </w:tblPr>
+      <w:tblGrid>
+        <w:gridCol w:w="7920"/>
+      </w:tblGrid>
+      <w:tr>
+        <w:tc>
+          <w:tcPr/>
+          <w:bookmarkStart w:id="27" w:name="fig-states"/>
+          <w:p>
+            <w:pPr>
+              <w:pStyle w:val="Compact"/>
+              <w:jc w:val="center"/>
+            </w:pPr>
+            <w:r>
+              <w:drawing>
+                <wp:inline>
+                  <wp:extent cx="5334000" cy="3556000"/>
+                  <wp:effectExtent b="0" l="0" r="0" t="0"/>
+                  <wp:docPr descr="" title="" id="25" name="Picture"/>
+                  <a:graphic>
+                    <a:graphicData uri="http://schemas.openxmlformats.org/drawingml/2006/picture">
+                      <pic:pic>
+                        <pic:nvPicPr>
+                          <pic:cNvPr descr="figures/leading_states.png" id="26" name="Picture"/>
+                          <pic:cNvPicPr>
+                            <a:picLocks noChangeArrowheads="1" noChangeAspect="1"/>
+                          </pic:cNvPicPr>
+                        </pic:nvPicPr>
+                        <pic:blipFill>
+                          <a:blip r:embed="rId24"/>
+                          <a:stretch>
+                            <a:fillRect/>
+                          </a:stretch>
+                        </pic:blipFill>
+                        <pic:spPr bwMode="auto">
+                          <a:xfrm>
+                            <a:off x="0" y="0"/>
+                            <a:ext cx="5334000" cy="3556000"/>
+                          </a:xfrm>
+                          <a:prstGeom prst="rect">
+                            <a:avLst/>
+                          </a:prstGeom>
+                          <a:noFill/>
+                          <a:ln w="9525">
+                            <a:noFill/>
+                            <a:headEnd/>
+                            <a:tailEnd/>
+                          </a:ln>
+                        </pic:spPr>
+                      </pic:pic>
+                    </a:graphicData>
+                  </a:graphic>
+                </wp:inline>
+              </w:drawing>
+            </w:r>
+          </w:p>
+          <w:p>
+            <w:pPr>
+              <w:jc w:val="center"/>
+            </w:pPr>
+            <w:pPr>
+              <w:jc w:val="left"/>
+              <w:spacing w:before="200"/>
+              <w:pStyle w:val="ImageCaption"/>
+            </w:pPr>
+            <w:r>
+              <w:t xml:space="preserve">Figure 4: States with the most identified job postings.</w:t>
+            </w:r>
+          </w:p>
+          <w:bookmarkEnd w:id="27"/>
+        </w:tc>
+      </w:tr>
+    </w:tbl>
     <w:p>
       <w:pPr>
         <w:pStyle w:val="BodyText"/>
       </w:pPr>
       <w:r>
+        <w:t xml:space="preserve"> </w:t>
+      </w:r>
+    </w:p>
+    <w:tbl>
+      <w:tblPr>
+        <w:tblStyle w:val="Table"/>
+        <w:tblW w:type="pct" w:w="5000"/>
+        <w:tblLayout w:type="fixed"/>
+        <w:tblLook w:firstRow="0" w:lastRow="0" w:firstColumn="0" w:lastColumn="0" w:noHBand="0" w:noVBand="0" w:val="0000"/>
+      </w:tblPr>
+      <w:tblGrid>
+        <w:gridCol w:w="7920"/>
+      </w:tblGrid>
+      <w:tr>
+        <w:tc>
+          <w:tcPr/>
+          <w:bookmarkStart w:id="31" w:name="fig-remote"/>
+          <w:p>
+            <w:pPr>
+              <w:pStyle w:val="Compact"/>
+              <w:jc w:val="center"/>
+            </w:pPr>
+            <w:r>
+              <w:drawing>
+                <wp:inline>
+                  <wp:extent cx="5334000" cy="3200400"/>
+                  <wp:effectExtent b="0" l="0" r="0" t="0"/>
+                  <wp:docPr descr="" title="" id="29" name="Picture"/>
+                  <a:graphic>
+                    <a:graphicData uri="http://schemas.openxmlformats.org/drawingml/2006/picture">
+                      <pic:pic>
+                        <pic:nvPicPr>
+                          <pic:cNvPr descr="figures/work_arrangement.png" id="30" name="Picture"/>
+                          <pic:cNvPicPr>
+                            <a:picLocks noChangeArrowheads="1" noChangeAspect="1"/>
+                          </pic:cNvPicPr>
+                        </pic:nvPicPr>
+                        <pic:blipFill>
+                          <a:blip r:embed="rId28"/>
+                          <a:stretch>
+                            <a:fillRect/>
+                          </a:stretch>
+                        </pic:blipFill>
+                        <pic:spPr bwMode="auto">
+                          <a:xfrm>
+                            <a:off x="0" y="0"/>
+                            <a:ext cx="5334000" cy="3200400"/>
+                          </a:xfrm>
+                          <a:prstGeom prst="rect">
+                            <a:avLst/>
+                          </a:prstGeom>
+                          <a:noFill/>
+                          <a:ln w="9525">
+                            <a:noFill/>
+                            <a:headEnd/>
+                            <a:tailEnd/>
+                          </a:ln>
+                        </pic:spPr>
+                      </pic:pic>
+                    </a:graphicData>
+                  </a:graphic>
+                </wp:inline>
+              </w:drawing>
+            </w:r>
+          </w:p>
+          <w:p>
+            <w:pPr>
+              <w:jc w:val="center"/>
+            </w:pPr>
+            <w:pPr>
+              <w:jc w:val="left"/>
+              <w:spacing w:before="200"/>
+              <w:pStyle w:val="ImageCaption"/>
+            </w:pPr>
+            <w:r>
+              <w:t xml:space="preserve">Figure 5: Job postings by work arrangement.</w:t>
+            </w:r>
+          </w:p>
+          <w:bookmarkEnd w:id="31"/>
+        </w:tc>
+      </w:tr>
+    </w:tbl>
+    <w:p>
+      <w:pPr>
+        <w:pStyle w:val="BodyText"/>
+      </w:pPr>
+      <w:r>
         <w:t xml:space="preserve">Overall, the baseline shows a large but experience-intensive analytics market with strong advertised salaries and opportunities distributed across several role families, locations, and work arrangements. For an early-career job seeker, the findings suggest that role accessibility and required skills need to be considered alongside salary and overall job volume.</w:t>
       </w:r>
     </w:p>
-    <w:bookmarkEnd w:id="11"/>
-    <w:bookmarkStart w:id="12" w:name="skill-gap-analysis"/>
+    <w:bookmarkEnd w:id="32"/>
+    <w:bookmarkStart w:id="45" w:name="skill-gap-analysis"/>
     <w:p>
       <w:pPr>
         <w:pStyle w:val="Heading1"/>
@@ -262,17 +939,197 @@
         <w:pStyle w:val="BodyText"/>
       </w:pPr>
       <w:r>
-        <w:t xml:space="preserve">Across the full market, Python and SQL are the most frequently requested technical skills, each appearing in more than 60% of postings. Other recurring technical capabilities include data pipelines, data engineering, Databricks, machine learning, Tableau, and Power BI. The team is generally stronger in business-oriented capabilities, including data analysis, business analysis, business requirements, Excel, and communication, while the larger gaps are concentrated in technical skills.</w:t>
-      </w:r>
-    </w:p>
+        <w:t xml:space="preserve">Across the full market, Python and SQL are the most frequently requested technical skills, each appearing in more than 60% of postings. Other recurring technical capabilities include data pipelines, data engineering, Databricks, machine learning, Tableau, and Power BI. The team is generally stronger in business-oriented capabilities, including data analysis, business analysis, business requirements, Excel, and communication, while the larger gaps are concentrated in technical skills (</w:t>
+      </w:r>
+      <w:hyperlink w:anchor="fig-heatmap">
+        <w:r>
+          <w:rPr>
+            <w:rStyle w:val="Hyperlink"/>
+          </w:rPr>
+          <w:t xml:space="preserve">Figure 6</w:t>
+        </w:r>
+      </w:hyperlink>
+      <w:r>
+        <w:t xml:space="preserve">).</w:t>
+      </w:r>
+    </w:p>
+    <w:tbl>
+      <w:tblPr>
+        <w:tblStyle w:val="Table"/>
+        <w:tblW w:type="pct" w:w="5000"/>
+        <w:tblLayout w:type="fixed"/>
+        <w:tblLook w:firstRow="0" w:lastRow="0" w:firstColumn="0" w:lastColumn="0" w:noHBand="0" w:noVBand="0" w:val="0000"/>
+      </w:tblPr>
+      <w:tblGrid>
+        <w:gridCol w:w="7920"/>
+      </w:tblGrid>
+      <w:tr>
+        <w:tc>
+          <w:tcPr/>
+          <w:bookmarkStart w:id="36" w:name="fig-heatmap"/>
+          <w:p>
+            <w:pPr>
+              <w:pStyle w:val="Compact"/>
+              <w:jc w:val="center"/>
+            </w:pPr>
+            <w:r>
+              <w:drawing>
+                <wp:inline>
+                  <wp:extent cx="5334000" cy="6110154"/>
+                  <wp:effectExtent b="0" l="0" r="0" t="0"/>
+                  <wp:docPr descr="" title="" id="34" name="Picture"/>
+                  <a:graphic>
+                    <a:graphicData uri="http://schemas.openxmlformats.org/drawingml/2006/picture">
+                      <pic:pic>
+                        <pic:nvPicPr>
+                          <pic:cNvPr descr="figures/team_skill_heatmap.png" id="35" name="Picture"/>
+                          <pic:cNvPicPr>
+                            <a:picLocks noChangeArrowheads="1" noChangeAspect="1"/>
+                          </pic:cNvPicPr>
+                        </pic:nvPicPr>
+                        <pic:blipFill>
+                          <a:blip r:embed="rId33"/>
+                          <a:stretch>
+                            <a:fillRect/>
+                          </a:stretch>
+                        </pic:blipFill>
+                        <pic:spPr bwMode="auto">
+                          <a:xfrm>
+                            <a:off x="0" y="0"/>
+                            <a:ext cx="5334000" cy="6110154"/>
+                          </a:xfrm>
+                          <a:prstGeom prst="rect">
+                            <a:avLst/>
+                          </a:prstGeom>
+                          <a:noFill/>
+                          <a:ln w="9525">
+                            <a:noFill/>
+                            <a:headEnd/>
+                            <a:tailEnd/>
+                          </a:ln>
+                        </pic:spPr>
+                      </pic:pic>
+                    </a:graphicData>
+                  </a:graphic>
+                </wp:inline>
+              </w:drawing>
+            </w:r>
+          </w:p>
+          <w:p>
+            <w:pPr>
+              <w:jc w:val="center"/>
+            </w:pPr>
+            <w:pPr>
+              <w:jc w:val="left"/>
+              <w:spacing w:before="200"/>
+              <w:pStyle w:val="ImageCaption"/>
+            </w:pPr>
+            <w:r>
+              <w:t xml:space="preserve">Figure 6: Team skill levels on the course’s five-point scale.</w:t>
+            </w:r>
+          </w:p>
+          <w:bookmarkEnd w:id="36"/>
+        </w:tc>
+      </w:tr>
+    </w:tbl>
     <w:p>
       <w:pPr>
         <w:pStyle w:val="BodyText"/>
       </w:pPr>
       <w:r>
-        <w:t xml:space="preserve">To make the comparison systematic, market demand was translated into target proficiency levels. Skills appearing in at least 20% of postings were assigned an Advanced target, those appearing in 10% to 19.9% an Intermediate target, and those appearing in less than 10% a Basic Knowledge target. A skill gap represents the difference between this market-based target and the team’s current self-assessed proficiency. The resulting priority score combines the average team gap with the share of postings requesting the skill, giving greater weight to skills that are both widely requested and currently underdeveloped.</w:t>
-      </w:r>
-    </w:p>
+        <w:t xml:space="preserve">To make the comparison systematic, market demand was translated into target proficiency levels. Skills appearing in at least 20% of postings were assigned an Advanced target, those appearing in 10% to 19.9% an Intermediate target, and those appearing in less than 10% a Basic Knowledge target. A skill gap represents the difference between this market-based target and the team’s current self-assessed proficiency. The resulting priority score combines the average team gap with the share of postings requesting the skill, giving greater weight to skills that are both widely requested and currently underdeveloped (</w:t>
+      </w:r>
+      <w:hyperlink w:anchor="fig-gap">
+        <w:r>
+          <w:rPr>
+            <w:rStyle w:val="Hyperlink"/>
+          </w:rPr>
+          <w:t xml:space="preserve">Figure 7</w:t>
+        </w:r>
+      </w:hyperlink>
+      <w:r>
+        <w:t xml:space="preserve">).</w:t>
+      </w:r>
+    </w:p>
+    <w:tbl>
+      <w:tblPr>
+        <w:tblStyle w:val="Table"/>
+        <w:tblW w:type="pct" w:w="5000"/>
+        <w:tblLayout w:type="fixed"/>
+        <w:tblLook w:firstRow="0" w:lastRow="0" w:firstColumn="0" w:lastColumn="0" w:noHBand="0" w:noVBand="0" w:val="0000"/>
+      </w:tblPr>
+      <w:tblGrid>
+        <w:gridCol w:w="7920"/>
+      </w:tblGrid>
+      <w:tr>
+        <w:tc>
+          <w:tcPr/>
+          <w:bookmarkStart w:id="40" w:name="fig-gap"/>
+          <w:p>
+            <w:pPr>
+              <w:pStyle w:val="Compact"/>
+              <w:jc w:val="center"/>
+            </w:pPr>
+            <w:r>
+              <w:drawing>
+                <wp:inline>
+                  <wp:extent cx="5334000" cy="4952042"/>
+                  <wp:effectExtent b="0" l="0" r="0" t="0"/>
+                  <wp:docPr descr="" title="" id="38" name="Picture"/>
+                  <a:graphic>
+                    <a:graphicData uri="http://schemas.openxmlformats.org/drawingml/2006/picture">
+                      <pic:pic>
+                        <pic:nvPicPr>
+                          <pic:cNvPr descr="figures/skill_gap_comparison.png" id="39" name="Picture"/>
+                          <pic:cNvPicPr>
+                            <a:picLocks noChangeArrowheads="1" noChangeAspect="1"/>
+                          </pic:cNvPicPr>
+                        </pic:nvPicPr>
+                        <pic:blipFill>
+                          <a:blip r:embed="rId37"/>
+                          <a:stretch>
+                            <a:fillRect/>
+                          </a:stretch>
+                        </pic:blipFill>
+                        <pic:spPr bwMode="auto">
+                          <a:xfrm>
+                            <a:off x="0" y="0"/>
+                            <a:ext cx="5334000" cy="4952042"/>
+                          </a:xfrm>
+                          <a:prstGeom prst="rect">
+                            <a:avLst/>
+                          </a:prstGeom>
+                          <a:noFill/>
+                          <a:ln w="9525">
+                            <a:noFill/>
+                            <a:headEnd/>
+                            <a:tailEnd/>
+                          </a:ln>
+                        </pic:spPr>
+                      </pic:pic>
+                    </a:graphicData>
+                  </a:graphic>
+                </wp:inline>
+              </w:drawing>
+            </w:r>
+          </w:p>
+          <w:p>
+            <w:pPr>
+              <w:jc w:val="center"/>
+            </w:pPr>
+            <w:pPr>
+              <w:jc w:val="left"/>
+              <w:spacing w:before="200"/>
+              <w:pStyle w:val="ImageCaption"/>
+            </w:pPr>
+            <w:r>
+              <w:t xml:space="preserve">Figure 7: Team average against the market-based target level, ordered by priority score.</w:t>
+            </w:r>
+          </w:p>
+          <w:bookmarkEnd w:id="40"/>
+        </w:tc>
+      </w:tr>
+    </w:tbl>
     <w:p>
       <w:pPr>
         <w:pStyle w:val="BodyText"/>
@@ -286,9 +1143,99 @@
         <w:pStyle w:val="BodyText"/>
       </w:pPr>
       <w:r>
-        <w:t xml:space="preserve">The role-specific analysis also shows why development priorities should not be based on overall market demand alone. Business Intelligence positions emphasize SQL along with visualization tools such as Tableau and Power BI. Business Analyst positions place greater emphasis on SQL, business requirements, business analysis, and Excel, with Python appearing less frequently. Data Scientist positions place much greater emphasis on Python and machine learning, while Data Engineer positions emphasize Python, SQL, and data pipelines.</w:t>
-      </w:r>
-    </w:p>
+        <w:t xml:space="preserve">The role-specific analysis also shows why development priorities should not be based on overall market demand alone. Business Intelligence positions emphasize SQL along with visualization tools such as Tableau and Power BI. Business Analyst positions place greater emphasis on SQL, business requirements, business analysis, and Excel, with Python appearing less frequently. Data Scientist positions place much greater emphasis on Python and machine learning, while Data Engineer positions emphasize Python, SQL, and data pipelines (</w:t>
+      </w:r>
+      <w:hyperlink w:anchor="fig-role-demand">
+        <w:r>
+          <w:rPr>
+            <w:rStyle w:val="Hyperlink"/>
+          </w:rPr>
+          <w:t xml:space="preserve">Figure 8</w:t>
+        </w:r>
+      </w:hyperlink>
+      <w:r>
+        <w:t xml:space="preserve">).</w:t>
+      </w:r>
+    </w:p>
+    <w:tbl>
+      <w:tblPr>
+        <w:tblStyle w:val="Table"/>
+        <w:tblW w:type="pct" w:w="5000"/>
+        <w:tblLayout w:type="fixed"/>
+        <w:tblLook w:firstRow="0" w:lastRow="0" w:firstColumn="0" w:lastColumn="0" w:noHBand="0" w:noVBand="0" w:val="0000"/>
+      </w:tblPr>
+      <w:tblGrid>
+        <w:gridCol w:w="7920"/>
+      </w:tblGrid>
+      <w:tr>
+        <w:tc>
+          <w:tcPr/>
+          <w:bookmarkStart w:id="44" w:name="fig-role-demand"/>
+          <w:p>
+            <w:pPr>
+              <w:pStyle w:val="Compact"/>
+              <w:jc w:val="center"/>
+            </w:pPr>
+            <w:r>
+              <w:drawing>
+                <wp:inline>
+                  <wp:extent cx="5334000" cy="4405312"/>
+                  <wp:effectExtent b="0" l="0" r="0" t="0"/>
+                  <wp:docPr descr="" title="" id="42" name="Picture"/>
+                  <a:graphic>
+                    <a:graphicData uri="http://schemas.openxmlformats.org/drawingml/2006/picture">
+                      <pic:pic>
+                        <pic:nvPicPr>
+                          <pic:cNvPr descr="figures/skill_demand_by_role.png" id="43" name="Picture"/>
+                          <pic:cNvPicPr>
+                            <a:picLocks noChangeArrowheads="1" noChangeAspect="1"/>
+                          </pic:cNvPicPr>
+                        </pic:nvPicPr>
+                        <pic:blipFill>
+                          <a:blip r:embed="rId41"/>
+                          <a:stretch>
+                            <a:fillRect/>
+                          </a:stretch>
+                        </pic:blipFill>
+                        <pic:spPr bwMode="auto">
+                          <a:xfrm>
+                            <a:off x="0" y="0"/>
+                            <a:ext cx="5334000" cy="4405312"/>
+                          </a:xfrm>
+                          <a:prstGeom prst="rect">
+                            <a:avLst/>
+                          </a:prstGeom>
+                          <a:noFill/>
+                          <a:ln w="9525">
+                            <a:noFill/>
+                            <a:headEnd/>
+                            <a:tailEnd/>
+                          </a:ln>
+                        </pic:spPr>
+                      </pic:pic>
+                    </a:graphicData>
+                  </a:graphic>
+                </wp:inline>
+              </w:drawing>
+            </w:r>
+          </w:p>
+          <w:p>
+            <w:pPr>
+              <w:jc w:val="center"/>
+            </w:pPr>
+            <w:pPr>
+              <w:jc w:val="left"/>
+              <w:spacing w:before="200"/>
+              <w:pStyle w:val="ImageCaption"/>
+            </w:pPr>
+            <w:r>
+              <w:t xml:space="preserve">Figure 8: Share of postings in each role family that request each skill.</w:t>
+            </w:r>
+          </w:p>
+          <w:bookmarkEnd w:id="44"/>
+        </w:tc>
+      </w:tr>
+    </w:tbl>
     <w:p>
       <w:pPr>
         <w:pStyle w:val="BodyText"/>
@@ -297,8 +1244,8 @@
         <w:t xml:space="preserve">These findings suggest that there is no single skill-development plan that is equally appropriate for every analytics pathway. SQL offers the broadest value across the roles examined, while additional priorities should depend on the type of position a job seeker intends to pursue. The team’s existing business strengths can support analyst-oriented pathways, whereas more technical pathways require deeper development in programming, machine learning, data engineering, or related tools.</w:t>
       </w:r>
     </w:p>
-    <w:bookmarkEnd w:id="12"/>
-    <w:bookmarkStart w:id="13" w:name="final-analytics"/>
+    <w:bookmarkEnd w:id="45"/>
+    <w:bookmarkStart w:id="55" w:name="final-analytics"/>
     <w:p>
       <w:pPr>
         <w:pStyle w:val="Heading1"/>
@@ -330,23 +1277,702 @@
       <w:r>
         <w:t xml:space="preserve">Model performance was evaluated using a 75/25 stratified train-test split. Five-fold cross-validation was conducted within the training set, and the held-out test set was evaluated only after model selection. Four specifications were compared: a majority-class baseline, logistic regression using role family only, logistic regression using all available features, and a random forest using the full feature set. This design allows the analysis to test not only predictive performance but also whether information beyond job title adds useful evidence.</w:t>
       </w:r>
-    </w:p>
+      <w:r>
+        <w:t xml:space="preserve"> </w:t>
+      </w:r>
+      <w:hyperlink w:anchor="tbl-metrics">
+        <w:r>
+          <w:rPr>
+            <w:rStyle w:val="Hyperlink"/>
+          </w:rPr>
+          <w:t xml:space="preserve">Table 2</w:t>
+        </w:r>
+      </w:hyperlink>
+      <w:r>
+        <w:t xml:space="preserve"> </w:t>
+      </w:r>
+      <w:r>
+        <w:t xml:space="preserve">reports the results for all four specifications.</w:t>
+      </w:r>
+    </w:p>
+    <w:tbl>
+      <w:tblPr>
+        <w:tblStyle w:val="Table"/>
+        <w:tblW w:type="pct" w:w="5000"/>
+        <w:tblLayout w:type="fixed"/>
+        <w:tblLook w:firstRow="0" w:lastRow="0" w:firstColumn="0" w:lastColumn="0" w:noHBand="0" w:noVBand="0" w:val="0000"/>
+      </w:tblPr>
+      <w:tblGrid>
+        <w:gridCol w:w="7920"/>
+      </w:tblGrid>
+      <w:tr>
+        <w:tc>
+          <w:tcPr/>
+          <w:bookmarkStart w:id="46" w:name="tbl-metrics"/>
+          <w:p>
+            <w:pPr>
+              <w:jc w:val="center"/>
+            </w:pPr>
+            <w:pPr>
+              <w:jc w:val="left"/>
+              <w:spacing w:before="200"/>
+              <w:pStyle w:val="ImageCaption"/>
+            </w:pPr>
+            <w:r>
+              <w:t xml:space="preserve">Table 2: Model performance. Cross-validation accuracy is measured inside the training set; test figures come from the single held-out evaluation.</w:t>
+            </w:r>
+          </w:p>
+          <w:tbl>
+            <w:tblPr>
+              <w:tblStyle w:val="Table"/>
+              <w:tblW w:type="pct" w:w="5000"/>
+              <w:tblLayout w:type="fixed"/>
+              <w:tblLook w:firstRow="1" w:lastRow="0" w:firstColumn="0" w:lastColumn="0" w:noHBand="0" w:noVBand="0" w:val="0020"/>
+            </w:tblPr>
+            <w:tblGrid>
+              <w:gridCol w:w="1131"/>
+              <w:gridCol w:w="1131"/>
+              <w:gridCol w:w="1131"/>
+              <w:gridCol w:w="1131"/>
+              <w:gridCol w:w="1131"/>
+              <w:gridCol w:w="1131"/>
+              <w:gridCol w:w="1131"/>
+            </w:tblGrid>
+            <w:tr>
+              <w:trPr>
+                <w:tblHeader w:val="on"/>
+              </w:trPr>
+              <w:tc>
+                <w:tcPr/>
+                <w:p>
+                  <w:pPr>
+                    <w:pStyle w:val="Compact"/>
+                    <w:jc w:val="center"/>
+                  </w:pPr>
+                  <w:r>
+                    <w:t xml:space="preserve">Model</w:t>
+                  </w:r>
+                </w:p>
+              </w:tc>
+              <w:tc>
+                <w:tcPr/>
+                <w:p>
+                  <w:pPr>
+                    <w:pStyle w:val="Compact"/>
+                    <w:jc w:val="center"/>
+                  </w:pPr>
+                  <w:r>
+                    <w:t xml:space="preserve">Features</w:t>
+                  </w:r>
+                </w:p>
+              </w:tc>
+              <w:tc>
+                <w:tcPr/>
+                <w:p>
+                  <w:pPr>
+                    <w:pStyle w:val="Compact"/>
+                    <w:jc w:val="center"/>
+                  </w:pPr>
+                  <w:r>
+                    <w:t xml:space="preserve">CV accuracy</w:t>
+                  </w:r>
+                </w:p>
+              </w:tc>
+              <w:tc>
+                <w:tcPr/>
+                <w:p>
+                  <w:pPr>
+                    <w:pStyle w:val="Compact"/>
+                    <w:jc w:val="center"/>
+                  </w:pPr>
+                  <w:r>
+                    <w:t xml:space="preserve">Test accuracy</w:t>
+                  </w:r>
+                </w:p>
+              </w:tc>
+              <w:tc>
+                <w:tcPr/>
+                <w:p>
+                  <w:pPr>
+                    <w:pStyle w:val="Compact"/>
+                    <w:jc w:val="center"/>
+                  </w:pPr>
+                  <w:r>
+                    <w:t xml:space="preserve">Precision</w:t>
+                  </w:r>
+                </w:p>
+              </w:tc>
+              <w:tc>
+                <w:tcPr/>
+                <w:p>
+                  <w:pPr>
+                    <w:pStyle w:val="Compact"/>
+                    <w:jc w:val="center"/>
+                  </w:pPr>
+                  <w:r>
+                    <w:t xml:space="preserve">Recall</w:t>
+                  </w:r>
+                </w:p>
+              </w:tc>
+              <w:tc>
+                <w:tcPr/>
+                <w:p>
+                  <w:pPr>
+                    <w:pStyle w:val="Compact"/>
+                    <w:jc w:val="center"/>
+                  </w:pPr>
+                  <w:r>
+                    <w:t xml:space="preserve">F1</w:t>
+                  </w:r>
+                </w:p>
+              </w:tc>
+            </w:tr>
+            <w:tr>
+              <w:tc>
+                <w:tcPr/>
+                <w:p>
+                  <w:pPr>
+                    <w:pStyle w:val="Compact"/>
+                    <w:jc w:val="center"/>
+                  </w:pPr>
+                  <w:r>
+                    <w:t xml:space="preserve">Majority-class baseline</w:t>
+                  </w:r>
+                </w:p>
+              </w:tc>
+              <w:tc>
+                <w:tcPr/>
+                <w:p>
+                  <w:pPr>
+                    <w:pStyle w:val="Compact"/>
+                    <w:jc w:val="center"/>
+                  </w:pPr>
+                  <w:r>
+                    <w:t xml:space="preserve">55</w:t>
+                  </w:r>
+                </w:p>
+              </w:tc>
+              <w:tc>
+                <w:tcPr/>
+                <w:p>
+                  <w:pPr>
+                    <w:pStyle w:val="Compact"/>
+                    <w:jc w:val="center"/>
+                  </w:pPr>
+                  <w:r>
+                    <w:t xml:space="preserve">50.1%</w:t>
+                  </w:r>
+                </w:p>
+              </w:tc>
+              <w:tc>
+                <w:tcPr/>
+                <w:p>
+                  <w:pPr>
+                    <w:pStyle w:val="Compact"/>
+                    <w:jc w:val="center"/>
+                  </w:pPr>
+                  <w:r>
+                    <w:t xml:space="preserve">50.0%</w:t>
+                  </w:r>
+                </w:p>
+              </w:tc>
+              <w:tc>
+                <w:tcPr/>
+                <w:p>
+                  <w:pPr>
+                    <w:pStyle w:val="Compact"/>
+                    <w:jc w:val="center"/>
+                  </w:pPr>
+                  <w:r>
+                    <w:t xml:space="preserve">0.0%</w:t>
+                  </w:r>
+                </w:p>
+              </w:tc>
+              <w:tc>
+                <w:tcPr/>
+                <w:p>
+                  <w:pPr>
+                    <w:pStyle w:val="Compact"/>
+                    <w:jc w:val="center"/>
+                  </w:pPr>
+                  <w:r>
+                    <w:t xml:space="preserve">0.0%</w:t>
+                  </w:r>
+                </w:p>
+              </w:tc>
+              <w:tc>
+                <w:tcPr/>
+                <w:p>
+                  <w:pPr>
+                    <w:pStyle w:val="Compact"/>
+                    <w:jc w:val="center"/>
+                  </w:pPr>
+                  <w:r>
+                    <w:t xml:space="preserve">0.0%</w:t>
+                  </w:r>
+                </w:p>
+              </w:tc>
+            </w:tr>
+            <w:tr>
+              <w:tc>
+                <w:tcPr/>
+                <w:p>
+                  <w:pPr>
+                    <w:pStyle w:val="Compact"/>
+                    <w:jc w:val="center"/>
+                  </w:pPr>
+                  <w:r>
+                    <w:t xml:space="preserve">Logistic, role family only</w:t>
+                  </w:r>
+                </w:p>
+              </w:tc>
+              <w:tc>
+                <w:tcPr/>
+                <w:p>
+                  <w:pPr>
+                    <w:pStyle w:val="Compact"/>
+                    <w:jc w:val="center"/>
+                  </w:pPr>
+                  <w:r>
+                    <w:t xml:space="preserve">5</w:t>
+                  </w:r>
+                </w:p>
+              </w:tc>
+              <w:tc>
+                <w:tcPr/>
+                <w:p>
+                  <w:pPr>
+                    <w:pStyle w:val="Compact"/>
+                    <w:jc w:val="center"/>
+                  </w:pPr>
+                  <w:r>
+                    <w:t xml:space="preserve">68.8%</w:t>
+                  </w:r>
+                </w:p>
+              </w:tc>
+              <w:tc>
+                <w:tcPr/>
+                <w:p>
+                  <w:pPr>
+                    <w:pStyle w:val="Compact"/>
+                    <w:jc w:val="center"/>
+                  </w:pPr>
+                  <w:r>
+                    <w:t xml:space="preserve">59.5%</w:t>
+                  </w:r>
+                </w:p>
+              </w:tc>
+              <w:tc>
+                <w:tcPr/>
+                <w:p>
+                  <w:pPr>
+                    <w:pStyle w:val="Compact"/>
+                    <w:jc w:val="center"/>
+                  </w:pPr>
+                  <w:r>
+                    <w:t xml:space="preserve">56.0%</w:t>
+                  </w:r>
+                </w:p>
+              </w:tc>
+              <w:tc>
+                <w:tcPr/>
+                <w:p>
+                  <w:pPr>
+                    <w:pStyle w:val="Compact"/>
+                    <w:jc w:val="center"/>
+                  </w:pPr>
+                  <w:r>
+                    <w:t xml:space="preserve">87.8%</w:t>
+                  </w:r>
+                </w:p>
+              </w:tc>
+              <w:tc>
+                <w:tcPr/>
+                <w:p>
+                  <w:pPr>
+                    <w:pStyle w:val="Compact"/>
+                    <w:jc w:val="center"/>
+                  </w:pPr>
+                  <w:r>
+                    <w:t xml:space="preserve">68.4%</w:t>
+                  </w:r>
+                </w:p>
+              </w:tc>
+            </w:tr>
+            <w:tr>
+              <w:tc>
+                <w:tcPr/>
+                <w:p>
+                  <w:pPr>
+                    <w:pStyle w:val="Compact"/>
+                    <w:jc w:val="center"/>
+                  </w:pPr>
+                  <w:r>
+                    <w:t xml:space="preserve">Logistic, all features</w:t>
+                  </w:r>
+                </w:p>
+              </w:tc>
+              <w:tc>
+                <w:tcPr/>
+                <w:p>
+                  <w:pPr>
+                    <w:pStyle w:val="Compact"/>
+                    <w:jc w:val="center"/>
+                  </w:pPr>
+                  <w:r>
+                    <w:t xml:space="preserve">55</w:t>
+                  </w:r>
+                </w:p>
+              </w:tc>
+              <w:tc>
+                <w:tcPr/>
+                <w:p>
+                  <w:pPr>
+                    <w:pStyle w:val="Compact"/>
+                    <w:jc w:val="center"/>
+                  </w:pPr>
+                  <w:r>
+                    <w:t xml:space="preserve">73.4%</w:t>
+                  </w:r>
+                </w:p>
+              </w:tc>
+              <w:tc>
+                <w:tcPr/>
+                <w:p>
+                  <w:pPr>
+                    <w:pStyle w:val="Compact"/>
+                    <w:jc w:val="center"/>
+                  </w:pPr>
+                  <w:r>
+                    <w:t xml:space="preserve">72.3%</w:t>
+                  </w:r>
+                </w:p>
+              </w:tc>
+              <w:tc>
+                <w:tcPr/>
+                <w:p>
+                  <w:pPr>
+                    <w:pStyle w:val="Compact"/>
+                    <w:jc w:val="center"/>
+                  </w:pPr>
+                  <w:r>
+                    <w:t xml:space="preserve">71.4%</w:t>
+                  </w:r>
+                </w:p>
+              </w:tc>
+              <w:tc>
+                <w:tcPr/>
+                <w:p>
+                  <w:pPr>
+                    <w:pStyle w:val="Compact"/>
+                    <w:jc w:val="center"/>
+                  </w:pPr>
+                  <w:r>
+                    <w:t xml:space="preserve">74.3%</w:t>
+                  </w:r>
+                </w:p>
+              </w:tc>
+              <w:tc>
+                <w:tcPr/>
+                <w:p>
+                  <w:pPr>
+                    <w:pStyle w:val="Compact"/>
+                    <w:jc w:val="center"/>
+                  </w:pPr>
+                  <w:r>
+                    <w:t xml:space="preserve">72.9%</w:t>
+                  </w:r>
+                </w:p>
+              </w:tc>
+            </w:tr>
+            <w:tr>
+              <w:tc>
+                <w:tcPr/>
+                <w:p>
+                  <w:pPr>
+                    <w:pStyle w:val="Compact"/>
+                    <w:jc w:val="center"/>
+                  </w:pPr>
+                  <w:r>
+                    <w:t xml:space="preserve">Random forest, all features</w:t>
+                  </w:r>
+                </w:p>
+              </w:tc>
+              <w:tc>
+                <w:tcPr/>
+                <w:p>
+                  <w:pPr>
+                    <w:pStyle w:val="Compact"/>
+                    <w:jc w:val="center"/>
+                  </w:pPr>
+                  <w:r>
+                    <w:t xml:space="preserve">55</w:t>
+                  </w:r>
+                </w:p>
+              </w:tc>
+              <w:tc>
+                <w:tcPr/>
+                <w:p>
+                  <w:pPr>
+                    <w:pStyle w:val="Compact"/>
+                    <w:jc w:val="center"/>
+                  </w:pPr>
+                  <w:r>
+                    <w:t xml:space="preserve">81.7%</w:t>
+                  </w:r>
+                </w:p>
+              </w:tc>
+              <w:tc>
+                <w:tcPr/>
+                <w:p>
+                  <w:pPr>
+                    <w:pStyle w:val="Compact"/>
+                    <w:jc w:val="center"/>
+                  </w:pPr>
+                  <w:r>
+                    <w:t xml:space="preserve">78.4%</w:t>
+                  </w:r>
+                </w:p>
+              </w:tc>
+              <w:tc>
+                <w:tcPr/>
+                <w:p>
+                  <w:pPr>
+                    <w:pStyle w:val="Compact"/>
+                    <w:jc w:val="center"/>
+                  </w:pPr>
+                  <w:r>
+                    <w:t xml:space="preserve">77.6%</w:t>
+                  </w:r>
+                </w:p>
+              </w:tc>
+              <w:tc>
+                <w:tcPr/>
+                <w:p>
+                  <w:pPr>
+                    <w:pStyle w:val="Compact"/>
+                    <w:jc w:val="center"/>
+                  </w:pPr>
+                  <w:r>
+                    <w:t xml:space="preserve">79.7%</w:t>
+                  </w:r>
+                </w:p>
+              </w:tc>
+              <w:tc>
+                <w:tcPr/>
+                <w:p>
+                  <w:pPr>
+                    <w:pStyle w:val="Compact"/>
+                    <w:jc w:val="center"/>
+                  </w:pPr>
+                  <w:r>
+                    <w:t xml:space="preserve">78.7%</w:t>
+                  </w:r>
+                </w:p>
+              </w:tc>
+            </w:tr>
+          </w:tbl>
+          <w:bookmarkEnd w:id="46"/>
+          <w:p/>
+        </w:tc>
+      </w:tr>
+    </w:tbl>
     <w:p>
       <w:pPr>
         <w:pStyle w:val="BodyText"/>
       </w:pPr>
       <w:r>
-        <w:t xml:space="preserve">The results show that role family alone is a relatively weak predictor of whether a posting pays above the market median. Adding location, education, work arrangement, and skills substantially improves predictive performance, demonstrating that job title alone does not capture much of the information associated with compensation. The random forest achieved the strongest test performance, while the logistic model was retained alongside it because its coefficients provide a more interpretable view of the factors associated with higher or lower pay.</w:t>
-      </w:r>
-    </w:p>
+        <w:t xml:space="preserve">The results show that role family alone is a relatively weak predictor of whether a posting pays above the market median. Adding location, education, work arrangement, and skills substantially improves predictive performance, demonstrating that job title alone does not capture much of the information associated with compensation. The random forest achieved the strongest test performance, while the logistic model was retained alongside it because its coefficients provide a more interpretable view of the factors associated with higher or lower pay (</w:t>
+      </w:r>
+      <w:hyperlink w:anchor="fig-confusion">
+        <w:r>
+          <w:rPr>
+            <w:rStyle w:val="Hyperlink"/>
+          </w:rPr>
+          <w:t xml:space="preserve">Figure 9</w:t>
+        </w:r>
+      </w:hyperlink>
+      <w:r>
+        <w:t xml:space="preserve">).</w:t>
+      </w:r>
+    </w:p>
+    <w:tbl>
+      <w:tblPr>
+        <w:tblStyle w:val="Table"/>
+        <w:tblW w:type="pct" w:w="5000"/>
+        <w:tblLayout w:type="fixed"/>
+        <w:tblLook w:firstRow="0" w:lastRow="0" w:firstColumn="0" w:lastColumn="0" w:noHBand="0" w:noVBand="0" w:val="0000"/>
+      </w:tblPr>
+      <w:tblGrid>
+        <w:gridCol w:w="7920"/>
+      </w:tblGrid>
+      <w:tr>
+        <w:tc>
+          <w:tcPr/>
+          <w:bookmarkStart w:id="50" w:name="fig-confusion"/>
+          <w:p>
+            <w:pPr>
+              <w:pStyle w:val="Compact"/>
+              <w:jc w:val="center"/>
+            </w:pPr>
+            <w:r>
+              <w:drawing>
+                <wp:inline>
+                  <wp:extent cx="5334000" cy="3228473"/>
+                  <wp:effectExtent b="0" l="0" r="0" t="0"/>
+                  <wp:docPr descr="" title="" id="48" name="Picture"/>
+                  <a:graphic>
+                    <a:graphicData uri="http://schemas.openxmlformats.org/drawingml/2006/picture">
+                      <pic:pic>
+                        <pic:nvPicPr>
+                          <pic:cNvPr descr="figures/model_confusion_matrix.png" id="49" name="Picture"/>
+                          <pic:cNvPicPr>
+                            <a:picLocks noChangeArrowheads="1" noChangeAspect="1"/>
+                          </pic:cNvPicPr>
+                        </pic:nvPicPr>
+                        <pic:blipFill>
+                          <a:blip r:embed="rId47"/>
+                          <a:stretch>
+                            <a:fillRect/>
+                          </a:stretch>
+                        </pic:blipFill>
+                        <pic:spPr bwMode="auto">
+                          <a:xfrm>
+                            <a:off x="0" y="0"/>
+                            <a:ext cx="5334000" cy="3228473"/>
+                          </a:xfrm>
+                          <a:prstGeom prst="rect">
+                            <a:avLst/>
+                          </a:prstGeom>
+                          <a:noFill/>
+                          <a:ln w="9525">
+                            <a:noFill/>
+                            <a:headEnd/>
+                            <a:tailEnd/>
+                          </a:ln>
+                        </pic:spPr>
+                      </pic:pic>
+                    </a:graphicData>
+                  </a:graphic>
+                </wp:inline>
+              </w:drawing>
+            </w:r>
+          </w:p>
+          <w:p>
+            <w:pPr>
+              <w:jc w:val="center"/>
+            </w:pPr>
+            <w:pPr>
+              <w:jc w:val="left"/>
+              <w:spacing w:before="200"/>
+              <w:pStyle w:val="ImageCaption"/>
+            </w:pPr>
+            <w:r>
+              <w:t xml:space="preserve">Figure 9: Predicted against actual salary class for the logistic model on the held-out test set.</w:t>
+            </w:r>
+          </w:p>
+          <w:bookmarkEnd w:id="50"/>
+        </w:tc>
+      </w:tr>
+    </w:tbl>
     <w:p>
       <w:pPr>
         <w:pStyle w:val="BodyText"/>
       </w:pPr>
       <w:r>
-        <w:t xml:space="preserve">The two models provide complementary evidence about what separates higher-paying postings. The random forest places greater importance on broad structural characteristics such as state and role family, while the logistic model gives greater weight to individual skills. California is particularly important as a structural factor, appearing as the strongest positive non-skill feature in the logistic model and the most important feature in the random forest.</w:t>
-      </w:r>
-    </w:p>
+        <w:t xml:space="preserve">The two models provide complementary evidence about what separates higher-paying postings. The random forest places greater importance on broad structural characteristics such as state and role family, while the logistic model gives greater weight to individual skills. California is particularly important as a structural factor, appearing as the strongest positive non-skill feature in the logistic model and the most important feature in the random forest (</w:t>
+      </w:r>
+      <w:hyperlink w:anchor="fig-features">
+        <w:r>
+          <w:rPr>
+            <w:rStyle w:val="Hyperlink"/>
+          </w:rPr>
+          <w:t xml:space="preserve">Figure 10</w:t>
+        </w:r>
+      </w:hyperlink>
+      <w:r>
+        <w:t xml:space="preserve">).</w:t>
+      </w:r>
+    </w:p>
+    <w:tbl>
+      <w:tblPr>
+        <w:tblStyle w:val="Table"/>
+        <w:tblW w:type="pct" w:w="5000"/>
+        <w:tblLayout w:type="fixed"/>
+        <w:tblLook w:firstRow="0" w:lastRow="0" w:firstColumn="0" w:lastColumn="0" w:noHBand="0" w:noVBand="0" w:val="0000"/>
+      </w:tblPr>
+      <w:tblGrid>
+        <w:gridCol w:w="7920"/>
+      </w:tblGrid>
+      <w:tr>
+        <w:tc>
+          <w:tcPr/>
+          <w:bookmarkStart w:id="54" w:name="fig-features"/>
+          <w:p>
+            <w:pPr>
+              <w:pStyle w:val="Compact"/>
+              <w:jc w:val="center"/>
+            </w:pPr>
+            <w:r>
+              <w:drawing>
+                <wp:inline>
+                  <wp:extent cx="5334000" cy="3674533"/>
+                  <wp:effectExtent b="0" l="0" r="0" t="0"/>
+                  <wp:docPr descr="" title="" id="52" name="Picture"/>
+                  <a:graphic>
+                    <a:graphicData uri="http://schemas.openxmlformats.org/drawingml/2006/picture">
+                      <pic:pic>
+                        <pic:nvPicPr>
+                          <pic:cNvPr descr="figures/model_top_features.png" id="53" name="Picture"/>
+                          <pic:cNvPicPr>
+                            <a:picLocks noChangeArrowheads="1" noChangeAspect="1"/>
+                          </pic:cNvPicPr>
+                        </pic:nvPicPr>
+                        <pic:blipFill>
+                          <a:blip r:embed="rId51"/>
+                          <a:stretch>
+                            <a:fillRect/>
+                          </a:stretch>
+                        </pic:blipFill>
+                        <pic:spPr bwMode="auto">
+                          <a:xfrm>
+                            <a:off x="0" y="0"/>
+                            <a:ext cx="5334000" cy="3674533"/>
+                          </a:xfrm>
+                          <a:prstGeom prst="rect">
+                            <a:avLst/>
+                          </a:prstGeom>
+                          <a:noFill/>
+                          <a:ln w="9525">
+                            <a:noFill/>
+                            <a:headEnd/>
+                            <a:tailEnd/>
+                          </a:ln>
+                        </pic:spPr>
+                      </pic:pic>
+                    </a:graphicData>
+                  </a:graphic>
+                </wp:inline>
+              </w:drawing>
+            </w:r>
+          </w:p>
+          <w:p>
+            <w:pPr>
+              <w:jc w:val="center"/>
+            </w:pPr>
+            <w:pPr>
+              <w:jc w:val="left"/>
+              <w:spacing w:before="200"/>
+              <w:pStyle w:val="ImageCaption"/>
+            </w:pPr>
+            <w:r>
+              <w:t xml:space="preserve">Figure 10: Features most strongly associated with an above-median salary in the logistic model.</w:t>
+            </w:r>
+          </w:p>
+          <w:bookmarkEnd w:id="54"/>
+        </w:tc>
+      </w:tr>
+    </w:tbl>
     <w:p>
       <w:pPr>
         <w:pStyle w:val="BodyText"/>
@@ -363,8 +1989,8 @@
         <w:t xml:space="preserve">In practical career terms, the model adds an important dimension to the earlier skill-gap analysis. Skill frequency remains useful for understanding what employers commonly request and what may help a candidate qualify for more openings. The predictive analysis provides a separate signal about which characteristics are associated with higher-paying opportunities. A job seeker should therefore consider accessibility, market demand, skill fit, location, and compensation together rather than assuming that the most frequently requested skill or a particular job title necessarily leads to the strongest opportunity.</w:t>
       </w:r>
     </w:p>
-    <w:bookmarkEnd w:id="13"/>
-    <w:bookmarkStart w:id="14" w:name="recommendations"/>
+    <w:bookmarkEnd w:id="55"/>
+    <w:bookmarkStart w:id="60" w:name="recommendations"/>
     <w:p>
       <w:pPr>
         <w:pStyle w:val="Heading1"/>
@@ -396,9 +2022,99 @@
         <w:t xml:space="preserve"> </w:t>
       </w:r>
       <w:r>
-        <w:t xml:space="preserve">The highest-paying technical roles are also among the least accessible to candidates with limited experience. Business Analyst and Data Analyst postings offer a better balance of accessibility and relevant skill requirements, making them reasonable first targets before progressing toward Data Scientist, Data Engineer, or Business Intelligence positions.</w:t>
-      </w:r>
-    </w:p>
+        <w:t xml:space="preserve">The highest-paying technical roles are also among the least accessible to candidates with limited experience. Business Analyst and Data Analyst postings offer a better balance of accessibility and relevant skill requirements, making them reasonable first targets before progressing toward Data Scientist, Data Engineer, or Business Intelligence positions (</w:t>
+      </w:r>
+      <w:hyperlink w:anchor="fig-pay-access">
+        <w:r>
+          <w:rPr>
+            <w:rStyle w:val="Hyperlink"/>
+          </w:rPr>
+          <w:t xml:space="preserve">Figure 11</w:t>
+        </w:r>
+      </w:hyperlink>
+      <w:r>
+        <w:t xml:space="preserve">).</w:t>
+      </w:r>
+    </w:p>
+    <w:tbl>
+      <w:tblPr>
+        <w:tblStyle w:val="Table"/>
+        <w:tblW w:type="pct" w:w="5000"/>
+        <w:tblLayout w:type="fixed"/>
+        <w:tblLook w:firstRow="0" w:lastRow="0" w:firstColumn="0" w:lastColumn="0" w:noHBand="0" w:noVBand="0" w:val="0000"/>
+      </w:tblPr>
+      <w:tblGrid>
+        <w:gridCol w:w="7920"/>
+      </w:tblGrid>
+      <w:tr>
+        <w:tc>
+          <w:tcPr/>
+          <w:bookmarkStart w:id="59" w:name="fig-pay-access"/>
+          <w:p>
+            <w:pPr>
+              <w:pStyle w:val="Compact"/>
+              <w:jc w:val="center"/>
+            </w:pPr>
+            <w:r>
+              <w:drawing>
+                <wp:inline>
+                  <wp:extent cx="5334000" cy="3432371"/>
+                  <wp:effectExtent b="0" l="0" r="0" t="0"/>
+                  <wp:docPr descr="" title="" id="57" name="Picture"/>
+                  <a:graphic>
+                    <a:graphicData uri="http://schemas.openxmlformats.org/drawingml/2006/picture">
+                      <pic:pic>
+                        <pic:nvPicPr>
+                          <pic:cNvPr descr="figures/role_pay_vs_access.png" id="58" name="Picture"/>
+                          <pic:cNvPicPr>
+                            <a:picLocks noChangeArrowheads="1" noChangeAspect="1"/>
+                          </pic:cNvPicPr>
+                        </pic:nvPicPr>
+                        <pic:blipFill>
+                          <a:blip r:embed="rId56"/>
+                          <a:stretch>
+                            <a:fillRect/>
+                          </a:stretch>
+                        </pic:blipFill>
+                        <pic:spPr bwMode="auto">
+                          <a:xfrm>
+                            <a:off x="0" y="0"/>
+                            <a:ext cx="5334000" cy="3432371"/>
+                          </a:xfrm>
+                          <a:prstGeom prst="rect">
+                            <a:avLst/>
+                          </a:prstGeom>
+                          <a:noFill/>
+                          <a:ln w="9525">
+                            <a:noFill/>
+                            <a:headEnd/>
+                            <a:tailEnd/>
+                          </a:ln>
+                        </pic:spPr>
+                      </pic:pic>
+                    </a:graphicData>
+                  </a:graphic>
+                </wp:inline>
+              </w:drawing>
+            </w:r>
+          </w:p>
+          <w:p>
+            <w:pPr>
+              <w:jc w:val="center"/>
+            </w:pPr>
+            <w:pPr>
+              <w:jc w:val="left"/>
+              <w:spacing w:before="200"/>
+              <w:pStyle w:val="ImageCaption"/>
+            </w:pPr>
+            <w:r>
+              <w:t xml:space="preserve">Figure 11: Median advertised pay against the share of postings asking for two years of experience or less, by role family.</w:t>
+            </w:r>
+          </w:p>
+          <w:bookmarkEnd w:id="59"/>
+        </w:tc>
+      </w:tr>
+    </w:tbl>
     <w:p>
       <w:pPr>
         <w:pStyle w:val="BodyText"/>
@@ -479,8 +2195,8 @@
         <w:t xml:space="preserve">Taken together, these recommendations suggest a staged career strategy: enter through an accessible analytics role, build broadly transferable technical skills, develop specialized analytical capabilities over time, and evaluate opportunities using a combination of role accessibility, skill fit, compensation, location, and work arrangement rather than any single factor.</w:t>
       </w:r>
     </w:p>
-    <w:bookmarkEnd w:id="14"/>
-    <w:bookmarkStart w:id="15" w:name="limitations"/>
+    <w:bookmarkEnd w:id="60"/>
+    <w:bookmarkStart w:id="61" w:name="limitations"/>
     <w:p>
       <w:pPr>
         <w:pStyle w:val="Heading1"/>
@@ -529,8 +2245,8 @@
         <w:t xml:space="preserve">Finally, the analysis is limited to analytics-related positions within Computer Systems Design and Related Services (NAICS 5415) during the September 11, 2025 through September 10, 2026 period. The findings should not automatically be generalized to other industries, occupations, or time periods.</w:t>
       </w:r>
     </w:p>
-    <w:bookmarkEnd w:id="15"/>
-    <w:bookmarkStart w:id="23" w:name="references"/>
+    <w:bookmarkEnd w:id="61"/>
+    <w:bookmarkStart w:id="69" w:name="references"/>
     <w:p>
       <w:pPr>
         <w:pStyle w:val="Heading1"/>
@@ -539,8 +2255,8 @@
         <w:t xml:space="preserve">References</w:t>
       </w:r>
     </w:p>
-    <w:bookmarkStart w:id="22" w:name="refs"/>
-    <w:bookmarkStart w:id="17" w:name="ref-onet2026datascientists"/>
+    <w:bookmarkStart w:id="68" w:name="refs"/>
+    <w:bookmarkStart w:id="63" w:name="ref-onet2026datascientists"/>
     <w:p>
       <w:pPr>
         <w:pStyle w:val="Bibliography"/>
@@ -560,7 +2276,7 @@
       <w:r>
         <w:t xml:space="preserve">“Data Scientists, 15-2051.00,”</w:t>
       </w:r>
-      <w:hyperlink r:id="rId16">
+      <w:hyperlink r:id="rId62">
         <w:r>
           <w:rPr>
             <w:rStyle w:val="Hyperlink"/>
@@ -572,8 +2288,8 @@
         <w:t xml:space="preserve">.</w:t>
       </w:r>
     </w:p>
-    <w:bookmarkEnd w:id="17"/>
-    <w:bookmarkStart w:id="19" w:name="ref-census2022naics5415"/>
+    <w:bookmarkEnd w:id="63"/>
+    <w:bookmarkStart w:id="65" w:name="ref-census2022naics5415"/>
     <w:p>
       <w:pPr>
         <w:pStyle w:val="Bibliography"/>
@@ -593,7 +2309,7 @@
       <w:r>
         <w:t xml:space="preserve">“2022 NAICS Definition: Computer Systems Design and Related Services (5415),”</w:t>
       </w:r>
-      <w:hyperlink r:id="rId18">
+      <w:hyperlink r:id="rId64">
         <w:r>
           <w:rPr>
             <w:rStyle w:val="Hyperlink"/>
@@ -605,8 +2321,8 @@
         <w:t xml:space="preserve">.</w:t>
       </w:r>
     </w:p>
-    <w:bookmarkEnd w:id="19"/>
-    <w:bookmarkStart w:id="21" w:name="ref-verma2019skills"/>
+    <w:bookmarkEnd w:id="65"/>
+    <w:bookmarkStart w:id="67" w:name="ref-verma2019skills"/>
     <w:p>
       <w:pPr>
         <w:pStyle w:val="Bibliography"/>
@@ -626,7 +2342,7 @@
       <w:r>
         <w:t xml:space="preserve">“</w:t>
       </w:r>
-      <w:hyperlink r:id="rId20">
+      <w:hyperlink r:id="rId66">
         <w:r>
           <w:rPr>
             <w:rStyle w:val="Hyperlink"/>
@@ -651,9 +2367,9 @@
         <w:t xml:space="preserve">, 94, 243–50.</w:t>
       </w:r>
     </w:p>
-    <w:bookmarkEnd w:id="21"/>
-    <w:bookmarkEnd w:id="22"/>
-    <w:bookmarkEnd w:id="23"/>
+    <w:bookmarkEnd w:id="67"/>
+    <w:bookmarkEnd w:id="68"/>
+    <w:bookmarkEnd w:id="69"/>
     <w:sectPr>
       <w:footnotePr>
         <w:numRestart w:val="eachSect"/>

--- a/final_report.docx
+++ b/final_report.docx
@@ -16,6 +16,30 @@
       </w:pPr>
       <w:r>
         <w:t xml:space="preserve">MET AD 688 | Group 2 Final Report</w:t>
+      </w:r>
+    </w:p>
+    <w:p>
+      <w:pPr>
+        <w:pStyle w:val="Author"/>
+      </w:pPr>
+      <w:r>
+        <w:t xml:space="preserve">Jenna DeRosa</w:t>
+      </w:r>
+    </w:p>
+    <w:p>
+      <w:pPr>
+        <w:pStyle w:val="Author"/>
+      </w:pPr>
+      <w:r>
+        <w:t xml:space="preserve">Mariam El Jouzou</w:t>
+      </w:r>
+    </w:p>
+    <w:p>
+      <w:pPr>
+        <w:pStyle w:val="Author"/>
+      </w:pPr>
+      <w:r>
+        <w:t xml:space="preserve">Juan Franco</w:t>
       </w:r>
     </w:p>
     <w:sdt>
@@ -44,7 +68,51 @@
         </w:p>
       </w:sdtContent>
     </w:sdt>
-    <w:bookmarkStart w:id="9" w:name="product-framing"/>
+    <w:p>
+      <w:pPr>
+        <w:pStyle w:val="FirstParagraph"/>
+      </w:pPr>
+      <w:r>
+        <w:rPr>
+          <w:b/>
+          <w:bCs/>
+        </w:rPr>
+        <w:t xml:space="preserve">Project website:</w:t>
+      </w:r>
+      <w:r>
+        <w:t xml:space="preserve"> </w:t>
+      </w:r>
+      <w:hyperlink r:id="rId9">
+        <w:r>
+          <w:rPr>
+            <w:rStyle w:val="Hyperlink"/>
+          </w:rPr>
+          <w:t xml:space="preserve">https://jennader.github.io/METAD688_Group2/</w:t>
+        </w:r>
+      </w:hyperlink>
+      <w:r>
+        <w:br/>
+      </w:r>
+      <w:r>
+        <w:rPr>
+          <w:b/>
+          <w:bCs/>
+        </w:rPr>
+        <w:t xml:space="preserve">GitHub repository:</w:t>
+      </w:r>
+      <w:r>
+        <w:t xml:space="preserve"> </w:t>
+      </w:r>
+      <w:hyperlink r:id="rId10">
+        <w:r>
+          <w:rPr>
+            <w:rStyle w:val="Hyperlink"/>
+          </w:rPr>
+          <w:t xml:space="preserve">https://github.com/JennaDer/METAD688_Group2</w:t>
+        </w:r>
+      </w:hyperlink>
+    </w:p>
+    <w:bookmarkStart w:id="11" w:name="product-framing"/>
     <w:p>
       <w:pPr>
         <w:pStyle w:val="Heading1"/>
@@ -98,8 +166,8 @@
         <w:t xml:space="preserve">The final product is designed as a decision-support tool rather than simply a description of the job market. It translates the analysis into practical recommendations about target roles, technical skills, job-search strategy, and longer-term career development.</w:t>
       </w:r>
     </w:p>
-    <w:bookmarkEnd w:id="9"/>
-    <w:bookmarkStart w:id="11" w:name="scope-and-data"/>
+    <w:bookmarkEnd w:id="11"/>
+    <w:bookmarkStart w:id="13" w:name="scope-and-data"/>
     <w:p>
       <w:pPr>
         <w:pStyle w:val="Heading1"/>
@@ -164,7 +232,7 @@
       <w:tr>
         <w:tc>
           <w:tcPr/>
-          <w:bookmarkStart w:id="10" w:name="tbl-funnel"/>
+          <w:bookmarkStart w:id="12" w:name="tbl-funnel"/>
           <w:p>
             <w:pPr>
               <w:jc w:val="center"/>
@@ -181,7 +249,8 @@
           <w:tbl>
             <w:tblPr>
               <w:tblStyle w:val="Table"/>
-              <w:tblW w:type="auto" w:w="0"/>
+              <w:tblW w:type="pct" w:w="5000"/>
+              <w:tblLayout w:type="fixed"/>
               <w:tblLook w:firstRow="1" w:lastRow="0" w:firstColumn="0" w:lastColumn="0" w:noHBand="0" w:noVBand="0" w:val="0020"/>
             </w:tblPr>
             <w:tblGrid>
@@ -348,7 +417,7 @@
               </w:tc>
             </w:tr>
           </w:tbl>
-          <w:bookmarkEnd w:id="10"/>
+          <w:bookmarkEnd w:id="12"/>
           <w:p/>
         </w:tc>
       </w:tr>
@@ -384,8 +453,8 @@
         <w:t xml:space="preserve">and used consistently across the market, skill-gap, and predictive-modeling analyses.</w:t>
       </w:r>
     </w:p>
-    <w:bookmarkEnd w:id="11"/>
-    <w:bookmarkStart w:id="32" w:name="market-baseline"/>
+    <w:bookmarkEnd w:id="13"/>
+    <w:bookmarkStart w:id="34" w:name="market-baseline"/>
     <w:p>
       <w:pPr>
         <w:pStyle w:val="Heading1"/>
@@ -435,7 +504,7 @@
       <w:tr>
         <w:tc>
           <w:tcPr/>
-          <w:bookmarkStart w:id="15" w:name="fig-volume"/>
+          <w:bookmarkStart w:id="17" w:name="fig-volume"/>
           <w:p>
             <w:pPr>
               <w:pStyle w:val="Compact"/>
@@ -446,18 +515,18 @@
                 <wp:inline>
                   <wp:extent cx="5334000" cy="3200400"/>
                   <wp:effectExtent b="0" l="0" r="0" t="0"/>
-                  <wp:docPr descr="" title="" id="13" name="Picture"/>
+                  <wp:docPr descr="" title="" id="15" name="Picture"/>
                   <a:graphic>
                     <a:graphicData uri="http://schemas.openxmlformats.org/drawingml/2006/picture">
                       <pic:pic>
                         <pic:nvPicPr>
-                          <pic:cNvPr descr="figures/job_volume_by_segment.png" id="14" name="Picture"/>
+                          <pic:cNvPr descr="figures/job_volume_by_segment.png" id="16" name="Picture"/>
                           <pic:cNvPicPr>
                             <a:picLocks noChangeArrowheads="1" noChangeAspect="1"/>
                           </pic:cNvPicPr>
                         </pic:nvPicPr>
                         <pic:blipFill>
-                          <a:blip r:embed="rId12"/>
+                          <a:blip r:embed="rId14"/>
                           <a:stretch>
                             <a:fillRect/>
                           </a:stretch>
@@ -497,7 +566,7 @@
               <w:t xml:space="preserve">Figure 1: Job postings by occupation group.</w:t>
             </w:r>
           </w:p>
-          <w:bookmarkEnd w:id="15"/>
+          <w:bookmarkEnd w:id="17"/>
         </w:tc>
       </w:tr>
     </w:tbl>
@@ -533,7 +602,7 @@
       <w:tr>
         <w:tc>
           <w:tcPr/>
-          <w:bookmarkStart w:id="19" w:name="fig-salary"/>
+          <w:bookmarkStart w:id="21" w:name="fig-salary"/>
           <w:p>
             <w:pPr>
               <w:pStyle w:val="Compact"/>
@@ -544,18 +613,18 @@
                 <wp:inline>
                   <wp:extent cx="5334000" cy="3200400"/>
                   <wp:effectExtent b="0" l="0" r="0" t="0"/>
-                  <wp:docPr descr="" title="" id="17" name="Picture"/>
+                  <wp:docPr descr="" title="" id="19" name="Picture"/>
                   <a:graphic>
                     <a:graphicData uri="http://schemas.openxmlformats.org/drawingml/2006/picture">
                       <pic:pic>
                         <pic:nvPicPr>
-                          <pic:cNvPr descr="figures/salary_distribution.png" id="18" name="Picture"/>
+                          <pic:cNvPr descr="figures/salary_distribution.png" id="20" name="Picture"/>
                           <pic:cNvPicPr>
                             <a:picLocks noChangeArrowheads="1" noChangeAspect="1"/>
                           </pic:cNvPicPr>
                         </pic:nvPicPr>
                         <pic:blipFill>
-                          <a:blip r:embed="rId16"/>
+                          <a:blip r:embed="rId18"/>
                           <a:stretch>
                             <a:fillRect/>
                           </a:stretch>
@@ -595,7 +664,7 @@
               <w:t xml:space="preserve">Figure 2: Distribution of advertised annual salary midpoints.</w:t>
             </w:r>
           </w:p>
-          <w:bookmarkEnd w:id="19"/>
+          <w:bookmarkEnd w:id="21"/>
         </w:tc>
       </w:tr>
     </w:tbl>
@@ -631,7 +700,7 @@
       <w:tr>
         <w:tc>
           <w:tcPr/>
-          <w:bookmarkStart w:id="23" w:name="fig-experience"/>
+          <w:bookmarkStart w:id="25" w:name="fig-experience"/>
           <w:p>
             <w:pPr>
               <w:pStyle w:val="Compact"/>
@@ -642,18 +711,18 @@
                 <wp:inline>
                   <wp:extent cx="5334000" cy="3200400"/>
                   <wp:effectExtent b="0" l="0" r="0" t="0"/>
-                  <wp:docPr descr="" title="" id="21" name="Picture"/>
+                  <wp:docPr descr="" title="" id="23" name="Picture"/>
                   <a:graphic>
                     <a:graphicData uri="http://schemas.openxmlformats.org/drawingml/2006/picture">
                       <pic:pic>
                         <pic:nvPicPr>
-                          <pic:cNvPr descr="figures/experience_distribution.png" id="22" name="Picture"/>
+                          <pic:cNvPr descr="figures/experience_distribution.png" id="24" name="Picture"/>
                           <pic:cNvPicPr>
                             <a:picLocks noChangeArrowheads="1" noChangeAspect="1"/>
                           </pic:cNvPicPr>
                         </pic:nvPicPr>
                         <pic:blipFill>
-                          <a:blip r:embed="rId20"/>
+                          <a:blip r:embed="rId22"/>
                           <a:stretch>
                             <a:fillRect/>
                           </a:stretch>
@@ -693,7 +762,7 @@
               <w:t xml:space="preserve">Figure 3: Minimum years of experience requested, among postings that state a requirement.</w:t>
             </w:r>
           </w:p>
-          <w:bookmarkEnd w:id="23"/>
+          <w:bookmarkEnd w:id="25"/>
         </w:tc>
       </w:tr>
     </w:tbl>
@@ -702,7 +771,7 @@
         <w:pStyle w:val="BodyText"/>
       </w:pPr>
       <w:r>
-        <w:t xml:space="preserve">Geographically, California has the largest number of postings with an identified state at 258, followed by Virginia, New York, Texas, and Washington. Flexible work is also significant: 362 postings are classified as remote and 378 as hybrid, together representing 41.3% of the full panel. However, work arrangement is unknown for 930 postings, so the flexible-work share should be interpreted cautiously (</w:t>
+        <w:t xml:space="preserve">Geographically, California has the largest number of postings with an identified state at 258, followed by Virginia, New York, and Texas, with Washington and the District of Columbia tied for fifth at 70 each. Flexible work is also significant: 362 postings are classified as remote and 378 as hybrid, together representing 41.3% of the full panel. However, work arrangement is unknown for 930 postings, so the flexible-work share should be interpreted cautiously (</w:t>
       </w:r>
       <w:hyperlink w:anchor="fig-states">
         <w:r>
@@ -746,7 +815,7 @@
       <w:tr>
         <w:tc>
           <w:tcPr/>
-          <w:bookmarkStart w:id="27" w:name="fig-states"/>
+          <w:bookmarkStart w:id="29" w:name="fig-states"/>
           <w:p>
             <w:pPr>
               <w:pStyle w:val="Compact"/>
@@ -757,18 +826,18 @@
                 <wp:inline>
                   <wp:extent cx="5334000" cy="3556000"/>
                   <wp:effectExtent b="0" l="0" r="0" t="0"/>
-                  <wp:docPr descr="" title="" id="25" name="Picture"/>
+                  <wp:docPr descr="" title="" id="27" name="Picture"/>
                   <a:graphic>
                     <a:graphicData uri="http://schemas.openxmlformats.org/drawingml/2006/picture">
                       <pic:pic>
                         <pic:nvPicPr>
-                          <pic:cNvPr descr="figures/leading_states.png" id="26" name="Picture"/>
+                          <pic:cNvPr descr="figures/leading_states.png" id="28" name="Picture"/>
                           <pic:cNvPicPr>
                             <a:picLocks noChangeArrowheads="1" noChangeAspect="1"/>
                           </pic:cNvPicPr>
                         </pic:nvPicPr>
                         <pic:blipFill>
-                          <a:blip r:embed="rId24"/>
+                          <a:blip r:embed="rId26"/>
                           <a:stretch>
                             <a:fillRect/>
                           </a:stretch>
@@ -808,7 +877,7 @@
               <w:t xml:space="preserve">Figure 4: States with the most identified job postings.</w:t>
             </w:r>
           </w:p>
-          <w:bookmarkEnd w:id="27"/>
+          <w:bookmarkEnd w:id="29"/>
         </w:tc>
       </w:tr>
     </w:tbl>
@@ -833,7 +902,7 @@
       <w:tr>
         <w:tc>
           <w:tcPr/>
-          <w:bookmarkStart w:id="31" w:name="fig-remote"/>
+          <w:bookmarkStart w:id="33" w:name="fig-remote"/>
           <w:p>
             <w:pPr>
               <w:pStyle w:val="Compact"/>
@@ -844,18 +913,18 @@
                 <wp:inline>
                   <wp:extent cx="5334000" cy="3200400"/>
                   <wp:effectExtent b="0" l="0" r="0" t="0"/>
-                  <wp:docPr descr="" title="" id="29" name="Picture"/>
+                  <wp:docPr descr="" title="" id="31" name="Picture"/>
                   <a:graphic>
                     <a:graphicData uri="http://schemas.openxmlformats.org/drawingml/2006/picture">
                       <pic:pic>
                         <pic:nvPicPr>
-                          <pic:cNvPr descr="figures/work_arrangement.png" id="30" name="Picture"/>
+                          <pic:cNvPr descr="figures/work_arrangement.png" id="32" name="Picture"/>
                           <pic:cNvPicPr>
                             <a:picLocks noChangeArrowheads="1" noChangeAspect="1"/>
                           </pic:cNvPicPr>
                         </pic:nvPicPr>
                         <pic:blipFill>
-                          <a:blip r:embed="rId28"/>
+                          <a:blip r:embed="rId30"/>
                           <a:stretch>
                             <a:fillRect/>
                           </a:stretch>
@@ -895,7 +964,7 @@
               <w:t xml:space="preserve">Figure 5: Job postings by work arrangement.</w:t>
             </w:r>
           </w:p>
-          <w:bookmarkEnd w:id="31"/>
+          <w:bookmarkEnd w:id="33"/>
         </w:tc>
       </w:tr>
     </w:tbl>
@@ -907,8 +976,8 @@
         <w:t xml:space="preserve">Overall, the baseline shows a large but experience-intensive analytics market with strong advertised salaries and opportunities distributed across several role families, locations, and work arrangements. For an early-career job seeker, the findings suggest that role accessibility and required skills need to be considered alongside salary and overall job volume.</w:t>
       </w:r>
     </w:p>
-    <w:bookmarkEnd w:id="32"/>
-    <w:bookmarkStart w:id="45" w:name="skill-gap-analysis"/>
+    <w:bookmarkEnd w:id="34"/>
+    <w:bookmarkStart w:id="47" w:name="skill-gap-analysis"/>
     <w:p>
       <w:pPr>
         <w:pStyle w:val="Heading1"/>
@@ -966,7 +1035,7 @@
       <w:tr>
         <w:tc>
           <w:tcPr/>
-          <w:bookmarkStart w:id="36" w:name="fig-heatmap"/>
+          <w:bookmarkStart w:id="38" w:name="fig-heatmap"/>
           <w:p>
             <w:pPr>
               <w:pStyle w:val="Compact"/>
@@ -977,18 +1046,18 @@
                 <wp:inline>
                   <wp:extent cx="5334000" cy="6110154"/>
                   <wp:effectExtent b="0" l="0" r="0" t="0"/>
-                  <wp:docPr descr="" title="" id="34" name="Picture"/>
+                  <wp:docPr descr="" title="" id="36" name="Picture"/>
                   <a:graphic>
                     <a:graphicData uri="http://schemas.openxmlformats.org/drawingml/2006/picture">
                       <pic:pic>
                         <pic:nvPicPr>
-                          <pic:cNvPr descr="figures/team_skill_heatmap.png" id="35" name="Picture"/>
+                          <pic:cNvPr descr="figures/team_skill_heatmap.png" id="37" name="Picture"/>
                           <pic:cNvPicPr>
                             <a:picLocks noChangeArrowheads="1" noChangeAspect="1"/>
                           </pic:cNvPicPr>
                         </pic:nvPicPr>
                         <pic:blipFill>
-                          <a:blip r:embed="rId33"/>
+                          <a:blip r:embed="rId35"/>
                           <a:stretch>
                             <a:fillRect/>
                           </a:stretch>
@@ -1028,7 +1097,7 @@
               <w:t xml:space="preserve">Figure 6: Team skill levels on the course’s five-point scale.</w:t>
             </w:r>
           </w:p>
-          <w:bookmarkEnd w:id="36"/>
+          <w:bookmarkEnd w:id="38"/>
         </w:tc>
       </w:tr>
     </w:tbl>
@@ -1064,7 +1133,7 @@
       <w:tr>
         <w:tc>
           <w:tcPr/>
-          <w:bookmarkStart w:id="40" w:name="fig-gap"/>
+          <w:bookmarkStart w:id="42" w:name="fig-gap"/>
           <w:p>
             <w:pPr>
               <w:pStyle w:val="Compact"/>
@@ -1075,18 +1144,18 @@
                 <wp:inline>
                   <wp:extent cx="5334000" cy="4952042"/>
                   <wp:effectExtent b="0" l="0" r="0" t="0"/>
-                  <wp:docPr descr="" title="" id="38" name="Picture"/>
+                  <wp:docPr descr="" title="" id="40" name="Picture"/>
                   <a:graphic>
                     <a:graphicData uri="http://schemas.openxmlformats.org/drawingml/2006/picture">
                       <pic:pic>
                         <pic:nvPicPr>
-                          <pic:cNvPr descr="figures/skill_gap_comparison.png" id="39" name="Picture"/>
+                          <pic:cNvPr descr="figures/skill_gap_comparison.png" id="41" name="Picture"/>
                           <pic:cNvPicPr>
                             <a:picLocks noChangeArrowheads="1" noChangeAspect="1"/>
                           </pic:cNvPicPr>
                         </pic:nvPicPr>
                         <pic:blipFill>
-                          <a:blip r:embed="rId37"/>
+                          <a:blip r:embed="rId39"/>
                           <a:stretch>
                             <a:fillRect/>
                           </a:stretch>
@@ -1126,7 +1195,7 @@
               <w:t xml:space="preserve">Figure 7: Team average against the market-based target level, ordered by priority score.</w:t>
             </w:r>
           </w:p>
-          <w:bookmarkEnd w:id="40"/>
+          <w:bookmarkEnd w:id="42"/>
         </w:tc>
       </w:tr>
     </w:tbl>
@@ -1170,7 +1239,7 @@
       <w:tr>
         <w:tc>
           <w:tcPr/>
-          <w:bookmarkStart w:id="44" w:name="fig-role-demand"/>
+          <w:bookmarkStart w:id="46" w:name="fig-role-demand"/>
           <w:p>
             <w:pPr>
               <w:pStyle w:val="Compact"/>
@@ -1181,18 +1250,18 @@
                 <wp:inline>
                   <wp:extent cx="5334000" cy="4405312"/>
                   <wp:effectExtent b="0" l="0" r="0" t="0"/>
-                  <wp:docPr descr="" title="" id="42" name="Picture"/>
+                  <wp:docPr descr="" title="" id="44" name="Picture"/>
                   <a:graphic>
                     <a:graphicData uri="http://schemas.openxmlformats.org/drawingml/2006/picture">
                       <pic:pic>
                         <pic:nvPicPr>
-                          <pic:cNvPr descr="figures/skill_demand_by_role.png" id="43" name="Picture"/>
+                          <pic:cNvPr descr="figures/skill_demand_by_role.png" id="45" name="Picture"/>
                           <pic:cNvPicPr>
                             <a:picLocks noChangeArrowheads="1" noChangeAspect="1"/>
                           </pic:cNvPicPr>
                         </pic:nvPicPr>
                         <pic:blipFill>
-                          <a:blip r:embed="rId41"/>
+                          <a:blip r:embed="rId43"/>
                           <a:stretch>
                             <a:fillRect/>
                           </a:stretch>
@@ -1232,7 +1301,7 @@
               <w:t xml:space="preserve">Figure 8: Share of postings in each role family that request each skill.</w:t>
             </w:r>
           </w:p>
-          <w:bookmarkEnd w:id="44"/>
+          <w:bookmarkEnd w:id="46"/>
         </w:tc>
       </w:tr>
     </w:tbl>
@@ -1244,8 +1313,8 @@
         <w:t xml:space="preserve">These findings suggest that there is no single skill-development plan that is equally appropriate for every analytics pathway. SQL offers the broadest value across the roles examined, while additional priorities should depend on the type of position a job seeker intends to pursue. The team’s existing business strengths can support analyst-oriented pathways, whereas more technical pathways require deeper development in programming, machine learning, data engineering, or related tools.</w:t>
       </w:r>
     </w:p>
-    <w:bookmarkEnd w:id="45"/>
-    <w:bookmarkStart w:id="55" w:name="final-analytics"/>
+    <w:bookmarkEnd w:id="47"/>
+    <w:bookmarkStart w:id="57" w:name="final-analytics"/>
     <w:p>
       <w:pPr>
         <w:pStyle w:val="Heading1"/>
@@ -1308,7 +1377,7 @@
       <w:tr>
         <w:tc>
           <w:tcPr/>
-          <w:bookmarkStart w:id="46" w:name="tbl-metrics"/>
+          <w:bookmarkStart w:id="48" w:name="tbl-metrics"/>
           <w:p>
             <w:pPr>
               <w:jc w:val="center"/>
@@ -1330,13 +1399,12 @@
               <w:tblLook w:firstRow="1" w:lastRow="0" w:firstColumn="0" w:lastColumn="0" w:noHBand="0" w:noVBand="0" w:val="0020"/>
             </w:tblPr>
             <w:tblGrid>
-              <w:gridCol w:w="1131"/>
-              <w:gridCol w:w="1131"/>
-              <w:gridCol w:w="1131"/>
-              <w:gridCol w:w="1131"/>
-              <w:gridCol w:w="1131"/>
-              <w:gridCol w:w="1131"/>
-              <w:gridCol w:w="1131"/>
+              <w:gridCol w:w="2534"/>
+              <w:gridCol w:w="1108"/>
+              <w:gridCol w:w="1108"/>
+              <w:gridCol w:w="1108"/>
+              <w:gridCol w:w="1029"/>
+              <w:gridCol w:w="1029"/>
             </w:tblGrid>
             <w:tr>
               <w:trPr>
@@ -1362,18 +1430,6 @@
                     <w:jc w:val="center"/>
                   </w:pPr>
                   <w:r>
-                    <w:t xml:space="preserve">Features</w:t>
-                  </w:r>
-                </w:p>
-              </w:tc>
-              <w:tc>
-                <w:tcPr/>
-                <w:p>
-                  <w:pPr>
-                    <w:pStyle w:val="Compact"/>
-                    <w:jc w:val="center"/>
-                  </w:pPr>
-                  <w:r>
                     <w:t xml:space="preserve">CV accuracy</w:t>
                   </w:r>
                 </w:p>
@@ -1448,18 +1504,6 @@
                     <w:jc w:val="center"/>
                   </w:pPr>
                   <w:r>
-                    <w:t xml:space="preserve">55</w:t>
-                  </w:r>
-                </w:p>
-              </w:tc>
-              <w:tc>
-                <w:tcPr/>
-                <w:p>
-                  <w:pPr>
-                    <w:pStyle w:val="Compact"/>
-                    <w:jc w:val="center"/>
-                  </w:pPr>
-                  <w:r>
                     <w:t xml:space="preserve">50.1%</w:t>
                   </w:r>
                 </w:p>
@@ -1522,19 +1566,7 @@
                     <w:jc w:val="center"/>
                   </w:pPr>
                   <w:r>
-                    <w:t xml:space="preserve">Logistic, role family only</w:t>
-                  </w:r>
-                </w:p>
-              </w:tc>
-              <w:tc>
-                <w:tcPr/>
-                <w:p>
-                  <w:pPr>
-                    <w:pStyle w:val="Compact"/>
-                    <w:jc w:val="center"/>
-                  </w:pPr>
-                  <w:r>
-                    <w:t xml:space="preserve">5</w:t>
+                    <w:t xml:space="preserve">Logistic, role family only (5 features)</w:t>
                   </w:r>
                 </w:p>
               </w:tc>
@@ -1608,19 +1640,7 @@
                     <w:jc w:val="center"/>
                   </w:pPr>
                   <w:r>
-                    <w:t xml:space="preserve">Logistic, all features</w:t>
-                  </w:r>
-                </w:p>
-              </w:tc>
-              <w:tc>
-                <w:tcPr/>
-                <w:p>
-                  <w:pPr>
-                    <w:pStyle w:val="Compact"/>
-                    <w:jc w:val="center"/>
-                  </w:pPr>
-                  <w:r>
-                    <w:t xml:space="preserve">55</w:t>
+                    <w:t xml:space="preserve">Logistic, all 55 features</w:t>
                   </w:r>
                 </w:p>
               </w:tc>
@@ -1694,19 +1714,7 @@
                     <w:jc w:val="center"/>
                   </w:pPr>
                   <w:r>
-                    <w:t xml:space="preserve">Random forest, all features</w:t>
-                  </w:r>
-                </w:p>
-              </w:tc>
-              <w:tc>
-                <w:tcPr/>
-                <w:p>
-                  <w:pPr>
-                    <w:pStyle w:val="Compact"/>
-                    <w:jc w:val="center"/>
-                  </w:pPr>
-                  <w:r>
-                    <w:t xml:space="preserve">55</w:t>
+                    <w:t xml:space="preserve">Random forest, all 55 features</w:t>
                   </w:r>
                 </w:p>
               </w:tc>
@@ -1772,7 +1780,7 @@
               </w:tc>
             </w:tr>
           </w:tbl>
-          <w:bookmarkEnd w:id="46"/>
+          <w:bookmarkEnd w:id="48"/>
           <w:p/>
         </w:tc>
       </w:tr>
@@ -1809,7 +1817,7 @@
       <w:tr>
         <w:tc>
           <w:tcPr/>
-          <w:bookmarkStart w:id="50" w:name="fig-confusion"/>
+          <w:bookmarkStart w:id="52" w:name="fig-confusion"/>
           <w:p>
             <w:pPr>
               <w:pStyle w:val="Compact"/>
@@ -1820,18 +1828,18 @@
                 <wp:inline>
                   <wp:extent cx="5334000" cy="3228473"/>
                   <wp:effectExtent b="0" l="0" r="0" t="0"/>
-                  <wp:docPr descr="" title="" id="48" name="Picture"/>
+                  <wp:docPr descr="" title="" id="50" name="Picture"/>
                   <a:graphic>
                     <a:graphicData uri="http://schemas.openxmlformats.org/drawingml/2006/picture">
                       <pic:pic>
                         <pic:nvPicPr>
-                          <pic:cNvPr descr="figures/model_confusion_matrix.png" id="49" name="Picture"/>
+                          <pic:cNvPr descr="figures/model_confusion_matrix.png" id="51" name="Picture"/>
                           <pic:cNvPicPr>
                             <a:picLocks noChangeArrowheads="1" noChangeAspect="1"/>
                           </pic:cNvPicPr>
                         </pic:nvPicPr>
                         <pic:blipFill>
-                          <a:blip r:embed="rId47"/>
+                          <a:blip r:embed="rId49"/>
                           <a:stretch>
                             <a:fillRect/>
                           </a:stretch>
@@ -1871,7 +1879,7 @@
               <w:t xml:space="preserve">Figure 9: Predicted against actual salary class for the logistic model on the held-out test set.</w:t>
             </w:r>
           </w:p>
-          <w:bookmarkEnd w:id="50"/>
+          <w:bookmarkEnd w:id="52"/>
         </w:tc>
       </w:tr>
     </w:tbl>
@@ -1907,7 +1915,7 @@
       <w:tr>
         <w:tc>
           <w:tcPr/>
-          <w:bookmarkStart w:id="54" w:name="fig-features"/>
+          <w:bookmarkStart w:id="56" w:name="fig-features"/>
           <w:p>
             <w:pPr>
               <w:pStyle w:val="Compact"/>
@@ -1918,18 +1926,18 @@
                 <wp:inline>
                   <wp:extent cx="5334000" cy="3674533"/>
                   <wp:effectExtent b="0" l="0" r="0" t="0"/>
-                  <wp:docPr descr="" title="" id="52" name="Picture"/>
+                  <wp:docPr descr="" title="" id="54" name="Picture"/>
                   <a:graphic>
                     <a:graphicData uri="http://schemas.openxmlformats.org/drawingml/2006/picture">
                       <pic:pic>
                         <pic:nvPicPr>
-                          <pic:cNvPr descr="figures/model_top_features.png" id="53" name="Picture"/>
+                          <pic:cNvPr descr="figures/model_top_features.png" id="55" name="Picture"/>
                           <pic:cNvPicPr>
                             <a:picLocks noChangeArrowheads="1" noChangeAspect="1"/>
                           </pic:cNvPicPr>
                         </pic:nvPicPr>
                         <pic:blipFill>
-                          <a:blip r:embed="rId51"/>
+                          <a:blip r:embed="rId53"/>
                           <a:stretch>
                             <a:fillRect/>
                           </a:stretch>
@@ -1969,7 +1977,7 @@
               <w:t xml:space="preserve">Figure 10: Features most strongly associated with an above-median salary in the logistic model.</w:t>
             </w:r>
           </w:p>
-          <w:bookmarkEnd w:id="54"/>
+          <w:bookmarkEnd w:id="56"/>
         </w:tc>
       </w:tr>
     </w:tbl>
@@ -1989,8 +1997,8 @@
         <w:t xml:space="preserve">In practical career terms, the model adds an important dimension to the earlier skill-gap analysis. Skill frequency remains useful for understanding what employers commonly request and what may help a candidate qualify for more openings. The predictive analysis provides a separate signal about which characteristics are associated with higher-paying opportunities. A job seeker should therefore consider accessibility, market demand, skill fit, location, and compensation together rather than assuming that the most frequently requested skill or a particular job title necessarily leads to the strongest opportunity.</w:t>
       </w:r>
     </w:p>
-    <w:bookmarkEnd w:id="55"/>
-    <w:bookmarkStart w:id="60" w:name="recommendations"/>
+    <w:bookmarkEnd w:id="57"/>
+    <w:bookmarkStart w:id="62" w:name="recommendations"/>
     <w:p>
       <w:pPr>
         <w:pStyle w:val="Heading1"/>
@@ -2049,7 +2057,7 @@
       <w:tr>
         <w:tc>
           <w:tcPr/>
-          <w:bookmarkStart w:id="59" w:name="fig-pay-access"/>
+          <w:bookmarkStart w:id="61" w:name="fig-pay-access"/>
           <w:p>
             <w:pPr>
               <w:pStyle w:val="Compact"/>
@@ -2060,18 +2068,18 @@
                 <wp:inline>
                   <wp:extent cx="5334000" cy="3432371"/>
                   <wp:effectExtent b="0" l="0" r="0" t="0"/>
-                  <wp:docPr descr="" title="" id="57" name="Picture"/>
+                  <wp:docPr descr="" title="" id="59" name="Picture"/>
                   <a:graphic>
                     <a:graphicData uri="http://schemas.openxmlformats.org/drawingml/2006/picture">
                       <pic:pic>
                         <pic:nvPicPr>
-                          <pic:cNvPr descr="figures/role_pay_vs_access.png" id="58" name="Picture"/>
+                          <pic:cNvPr descr="figures/role_pay_vs_access.png" id="60" name="Picture"/>
                           <pic:cNvPicPr>
                             <a:picLocks noChangeArrowheads="1" noChangeAspect="1"/>
                           </pic:cNvPicPr>
                         </pic:nvPicPr>
                         <pic:blipFill>
-                          <a:blip r:embed="rId56"/>
+                          <a:blip r:embed="rId58"/>
                           <a:stretch>
                             <a:fillRect/>
                           </a:stretch>
@@ -2111,7 +2119,7 @@
               <w:t xml:space="preserve">Figure 11: Median advertised pay against the share of postings asking for two years of experience or less, by role family.</w:t>
             </w:r>
           </w:p>
-          <w:bookmarkEnd w:id="59"/>
+          <w:bookmarkEnd w:id="61"/>
         </w:tc>
       </w:tr>
     </w:tbl>
@@ -2195,8 +2203,8 @@
         <w:t xml:space="preserve">Taken together, these recommendations suggest a staged career strategy: enter through an accessible analytics role, build broadly transferable technical skills, develop specialized analytical capabilities over time, and evaluate opportunities using a combination of role accessibility, skill fit, compensation, location, and work arrangement rather than any single factor.</w:t>
       </w:r>
     </w:p>
-    <w:bookmarkEnd w:id="60"/>
-    <w:bookmarkStart w:id="61" w:name="limitations"/>
+    <w:bookmarkEnd w:id="62"/>
+    <w:bookmarkStart w:id="63" w:name="limitations"/>
     <w:p>
       <w:pPr>
         <w:pStyle w:val="Heading1"/>
@@ -2245,8 +2253,8 @@
         <w:t xml:space="preserve">Finally, the analysis is limited to analytics-related positions within Computer Systems Design and Related Services (NAICS 5415) during the September 11, 2025 through September 10, 2026 period. The findings should not automatically be generalized to other industries, occupations, or time periods.</w:t>
       </w:r>
     </w:p>
-    <w:bookmarkEnd w:id="61"/>
-    <w:bookmarkStart w:id="69" w:name="references"/>
+    <w:bookmarkEnd w:id="63"/>
+    <w:bookmarkStart w:id="71" w:name="references"/>
     <w:p>
       <w:pPr>
         <w:pStyle w:val="Heading1"/>
@@ -2255,8 +2263,8 @@
         <w:t xml:space="preserve">References</w:t>
       </w:r>
     </w:p>
-    <w:bookmarkStart w:id="68" w:name="refs"/>
-    <w:bookmarkStart w:id="63" w:name="ref-onet2026datascientists"/>
+    <w:bookmarkStart w:id="70" w:name="refs"/>
+    <w:bookmarkStart w:id="65" w:name="ref-onet2026datascientists"/>
     <w:p>
       <w:pPr>
         <w:pStyle w:val="Bibliography"/>
@@ -2276,7 +2284,10 @@
       <w:r>
         <w:t xml:space="preserve">“Data Scientists, 15-2051.00,”</w:t>
       </w:r>
-      <w:hyperlink r:id="rId62">
+      <w:r>
+        <w:t xml:space="preserve"> </w:t>
+      </w:r>
+      <w:hyperlink r:id="rId64">
         <w:r>
           <w:rPr>
             <w:rStyle w:val="Hyperlink"/>
@@ -2288,8 +2299,8 @@
         <w:t xml:space="preserve">.</w:t>
       </w:r>
     </w:p>
-    <w:bookmarkEnd w:id="63"/>
-    <w:bookmarkStart w:id="65" w:name="ref-census2022naics5415"/>
+    <w:bookmarkEnd w:id="65"/>
+    <w:bookmarkStart w:id="67" w:name="ref-census2022naics5415"/>
     <w:p>
       <w:pPr>
         <w:pStyle w:val="Bibliography"/>
@@ -2309,7 +2320,10 @@
       <w:r>
         <w:t xml:space="preserve">“2022 NAICS Definition: Computer Systems Design and Related Services (5415),”</w:t>
       </w:r>
-      <w:hyperlink r:id="rId64">
+      <w:r>
+        <w:t xml:space="preserve"> </w:t>
+      </w:r>
+      <w:hyperlink r:id="rId66">
         <w:r>
           <w:rPr>
             <w:rStyle w:val="Hyperlink"/>
@@ -2321,8 +2335,8 @@
         <w:t xml:space="preserve">.</w:t>
       </w:r>
     </w:p>
-    <w:bookmarkEnd w:id="65"/>
-    <w:bookmarkStart w:id="67" w:name="ref-verma2019skills"/>
+    <w:bookmarkEnd w:id="67"/>
+    <w:bookmarkStart w:id="69" w:name="ref-verma2019skills"/>
     <w:p>
       <w:pPr>
         <w:pStyle w:val="Bibliography"/>
@@ -2342,7 +2356,7 @@
       <w:r>
         <w:t xml:space="preserve">“</w:t>
       </w:r>
-      <w:hyperlink r:id="rId66">
+      <w:hyperlink r:id="rId68">
         <w:r>
           <w:rPr>
             <w:rStyle w:val="Hyperlink"/>
@@ -2367,9 +2381,9 @@
         <w:t xml:space="preserve">, 94, 243–50.</w:t>
       </w:r>
     </w:p>
-    <w:bookmarkEnd w:id="67"/>
-    <w:bookmarkEnd w:id="68"/>
     <w:bookmarkEnd w:id="69"/>
+    <w:bookmarkEnd w:id="70"/>
+    <w:bookmarkEnd w:id="71"/>
     <w:sectPr>
       <w:footnotePr>
         <w:numRestart w:val="eachSect"/>

--- a/final_report.docx
+++ b/final_report.docx
@@ -2254,17 +2254,434 @@
       </w:r>
     </w:p>
     <w:bookmarkEnd w:id="63"/>
-    <w:bookmarkStart w:id="71" w:name="references"/>
+    <w:bookmarkStart w:id="64" w:name="team-contributions"/>
     <w:p>
       <w:pPr>
         <w:pStyle w:val="Heading1"/>
       </w:pPr>
       <w:r>
+        <w:t xml:space="preserve">8. Team Contributions</w:t>
+      </w:r>
+    </w:p>
+    <w:p>
+      <w:pPr>
+        <w:pStyle w:val="FirstParagraph"/>
+      </w:pPr>
+      <w:r>
+        <w:t xml:space="preserve">The table shows who led each part of the project. The commit history in the GitHub repository records each member’s work in detail.</w:t>
+      </w:r>
+    </w:p>
+    <w:tbl>
+      <w:tblPr>
+        <w:tblStyle w:val="Table"/>
+        <w:tblW w:type="pct" w:w="5000"/>
+        <w:tblLayout w:type="fixed"/>
+        <w:tblLook w:firstRow="1" w:lastRow="0" w:firstColumn="0" w:lastColumn="0" w:noHBand="0" w:noVBand="0" w:val="0020"/>
+      </w:tblPr>
+      <w:tblGrid>
+        <w:gridCol w:w="3960"/>
+        <w:gridCol w:w="3960"/>
+      </w:tblGrid>
+      <w:tr>
+        <w:trPr>
+          <w:tblHeader w:val="on"/>
+        </w:trPr>
+        <w:tc>
+          <w:tcPr/>
+          <w:p>
+            <w:pPr>
+              <w:pStyle w:val="Compact"/>
+            </w:pPr>
+            <w:r>
+              <w:t xml:space="preserve">Part of the project</w:t>
+            </w:r>
+          </w:p>
+        </w:tc>
+        <w:tc>
+          <w:tcPr/>
+          <w:p>
+            <w:pPr>
+              <w:pStyle w:val="Compact"/>
+            </w:pPr>
+            <w:r>
+              <w:t xml:space="preserve">Lead</w:t>
+            </w:r>
+          </w:p>
+        </w:tc>
+      </w:tr>
+      <w:tr>
+        <w:tc>
+          <w:tcPr/>
+          <w:p>
+            <w:pPr>
+              <w:pStyle w:val="Compact"/>
+            </w:pPr>
+            <w:r>
+              <w:t xml:space="preserve">Career pathway and product question</w:t>
+            </w:r>
+          </w:p>
+        </w:tc>
+        <w:tc>
+          <w:tcPr/>
+          <w:p>
+            <w:pPr>
+              <w:pStyle w:val="Compact"/>
+            </w:pPr>
+            <w:r>
+              <w:t xml:space="preserve">Entire team</w:t>
+            </w:r>
+          </w:p>
+        </w:tc>
+      </w:tr>
+      <w:tr>
+        <w:tc>
+          <w:tcPr/>
+          <w:p>
+            <w:pPr>
+              <w:pStyle w:val="Compact"/>
+            </w:pPr>
+            <w:r>
+              <w:t xml:space="preserve">Industry selection and project scope</w:t>
+            </w:r>
+          </w:p>
+        </w:tc>
+        <w:tc>
+          <w:tcPr/>
+          <w:p>
+            <w:pPr>
+              <w:pStyle w:val="Compact"/>
+            </w:pPr>
+            <w:r>
+              <w:t xml:space="preserve">Jenna DeRosa, with Juan Franco’s industry volume check</w:t>
+            </w:r>
+          </w:p>
+        </w:tc>
+      </w:tr>
+      <w:tr>
+        <w:tc>
+          <w:tcPr/>
+          <w:p>
+            <w:pPr>
+              <w:pStyle w:val="Compact"/>
+            </w:pPr>
+            <w:r>
+              <w:t xml:space="preserve">Target user and project rationale</w:t>
+            </w:r>
+          </w:p>
+        </w:tc>
+        <w:tc>
+          <w:tcPr/>
+          <w:p>
+            <w:pPr>
+              <w:pStyle w:val="Compact"/>
+            </w:pPr>
+            <w:r>
+              <w:t xml:space="preserve">Mariam El Jouzou</w:t>
+            </w:r>
+          </w:p>
+        </w:tc>
+      </w:tr>
+      <w:tr>
+        <w:tc>
+          <w:tcPr/>
+          <w:p>
+            <w:pPr>
+              <w:pStyle w:val="Compact"/>
+            </w:pPr>
+            <w:r>
+              <w:t xml:space="preserve">Literature review, expected dataset fields, and exploration plan</w:t>
+            </w:r>
+          </w:p>
+        </w:tc>
+        <w:tc>
+          <w:tcPr/>
+          <w:p>
+            <w:pPr>
+              <w:pStyle w:val="Compact"/>
+            </w:pPr>
+            <w:r>
+              <w:t xml:space="preserve">Juan Franco</w:t>
+            </w:r>
+          </w:p>
+        </w:tc>
+      </w:tr>
+      <w:tr>
+        <w:tc>
+          <w:tcPr/>
+          <w:p>
+            <w:pPr>
+              <w:pStyle w:val="Compact"/>
+            </w:pPr>
+            <w:r>
+              <w:t xml:space="preserve">Data access, repository setup, and site publishing</w:t>
+            </w:r>
+          </w:p>
+        </w:tc>
+        <w:tc>
+          <w:tcPr/>
+          <w:p>
+            <w:pPr>
+              <w:pStyle w:val="Compact"/>
+            </w:pPr>
+            <w:r>
+              <w:t xml:space="preserve">Jenna DeRosa</w:t>
+            </w:r>
+          </w:p>
+        </w:tc>
+      </w:tr>
+      <w:tr>
+        <w:tc>
+          <w:tcPr/>
+          <w:p>
+            <w:pPr>
+              <w:pStyle w:val="Compact"/>
+            </w:pPr>
+            <w:r>
+              <w:t xml:space="preserve">Data preparation and panel build (original and v2)</w:t>
+            </w:r>
+          </w:p>
+        </w:tc>
+        <w:tc>
+          <w:tcPr/>
+          <w:p>
+            <w:pPr>
+              <w:pStyle w:val="Compact"/>
+            </w:pPr>
+            <w:r>
+              <w:t xml:space="preserve">Juan Franco</w:t>
+            </w:r>
+          </w:p>
+        </w:tc>
+      </w:tr>
+      <w:tr>
+        <w:tc>
+          <w:tcPr/>
+          <w:p>
+            <w:pPr>
+              <w:pStyle w:val="Compact"/>
+            </w:pPr>
+            <w:r>
+              <w:t xml:space="preserve">Market baseline analysis</w:t>
+            </w:r>
+          </w:p>
+        </w:tc>
+        <w:tc>
+          <w:tcPr/>
+          <w:p>
+            <w:pPr>
+              <w:pStyle w:val="Compact"/>
+            </w:pPr>
+            <w:r>
+              <w:t xml:space="preserve">Mariam El Jouzou and Jenna DeRosa, with Juan Franco’s v2 chart rebuild</w:t>
+            </w:r>
+          </w:p>
+        </w:tc>
+      </w:tr>
+      <w:tr>
+        <w:tc>
+          <w:tcPr/>
+          <w:p>
+            <w:pPr>
+              <w:pStyle w:val="Compact"/>
+            </w:pPr>
+            <w:r>
+              <w:t xml:space="preserve">Skill-gap analysis and career evaluation logic</w:t>
+            </w:r>
+          </w:p>
+        </w:tc>
+        <w:tc>
+          <w:tcPr/>
+          <w:p>
+            <w:pPr>
+              <w:pStyle w:val="Compact"/>
+            </w:pPr>
+            <w:r>
+              <w:t xml:space="preserve">Jenna DeRosa, with Juan Franco’s v2 update</w:t>
+            </w:r>
+          </w:p>
+        </w:tc>
+      </w:tr>
+      <w:tr>
+        <w:tc>
+          <w:tcPr/>
+          <w:p>
+            <w:pPr>
+              <w:pStyle w:val="Compact"/>
+            </w:pPr>
+            <w:r>
+              <w:t xml:space="preserve">Improvement plan</w:t>
+            </w:r>
+          </w:p>
+        </w:tc>
+        <w:tc>
+          <w:tcPr/>
+          <w:p>
+            <w:pPr>
+              <w:pStyle w:val="Compact"/>
+            </w:pPr>
+            <w:r>
+              <w:t xml:space="preserve">Juan Franco</w:t>
+            </w:r>
+          </w:p>
+        </w:tc>
+      </w:tr>
+      <w:tr>
+        <w:tc>
+          <w:tcPr/>
+          <w:p>
+            <w:pPr>
+              <w:pStyle w:val="Compact"/>
+            </w:pPr>
+            <w:r>
+              <w:t xml:space="preserve">Home page and site design</w:t>
+            </w:r>
+          </w:p>
+        </w:tc>
+        <w:tc>
+          <w:tcPr/>
+          <w:p>
+            <w:pPr>
+              <w:pStyle w:val="Compact"/>
+            </w:pPr>
+            <w:r>
+              <w:t xml:space="preserve">Jenna DeRosa and Mariam El Jouzou</w:t>
+            </w:r>
+          </w:p>
+        </w:tc>
+      </w:tr>
+      <w:tr>
+        <w:tc>
+          <w:tcPr/>
+          <w:p>
+            <w:pPr>
+              <w:pStyle w:val="Compact"/>
+            </w:pPr>
+            <w:r>
+              <w:t xml:space="preserve">Predictive modeling</w:t>
+            </w:r>
+          </w:p>
+        </w:tc>
+        <w:tc>
+          <w:tcPr/>
+          <w:p>
+            <w:pPr>
+              <w:pStyle w:val="Compact"/>
+            </w:pPr>
+            <w:r>
+              <w:t xml:space="preserve">Juan Franco</w:t>
+            </w:r>
+          </w:p>
+        </w:tc>
+      </w:tr>
+      <w:tr>
+        <w:tc>
+          <w:tcPr/>
+          <w:p>
+            <w:pPr>
+              <w:pStyle w:val="Compact"/>
+            </w:pPr>
+            <w:r>
+              <w:t xml:space="preserve">Career strategy and final recommendations</w:t>
+            </w:r>
+          </w:p>
+        </w:tc>
+        <w:tc>
+          <w:tcPr/>
+          <w:p>
+            <w:pPr>
+              <w:pStyle w:val="Compact"/>
+            </w:pPr>
+            <w:r>
+              <w:t xml:space="preserve">Jenna DeRosa</w:t>
+            </w:r>
+          </w:p>
+        </w:tc>
+      </w:tr>
+      <w:tr>
+        <w:tc>
+          <w:tcPr/>
+          <w:p>
+            <w:pPr>
+              <w:pStyle w:val="Compact"/>
+            </w:pPr>
+            <w:r>
+              <w:t xml:space="preserve">Final report</w:t>
+            </w:r>
+          </w:p>
+        </w:tc>
+        <w:tc>
+          <w:tcPr/>
+          <w:p>
+            <w:pPr>
+              <w:pStyle w:val="Compact"/>
+            </w:pPr>
+            <w:r>
+              <w:t xml:space="preserve">Mariam El Jouzou, with Juan Franco’s figures and tables</w:t>
+            </w:r>
+          </w:p>
+        </w:tc>
+      </w:tr>
+      <w:tr>
+        <w:tc>
+          <w:tcPr/>
+          <w:p>
+            <w:pPr>
+              <w:pStyle w:val="Compact"/>
+            </w:pPr>
+            <w:r>
+              <w:t xml:space="preserve">Weekly standup documents</w:t>
+            </w:r>
+          </w:p>
+        </w:tc>
+        <w:tc>
+          <w:tcPr/>
+          <w:p>
+            <w:pPr>
+              <w:pStyle w:val="Compact"/>
+            </w:pPr>
+            <w:r>
+              <w:t xml:space="preserve">Mariam El Jouzou</w:t>
+            </w:r>
+          </w:p>
+        </w:tc>
+      </w:tr>
+      <w:tr>
+        <w:tc>
+          <w:tcPr/>
+          <w:p>
+            <w:pPr>
+              <w:pStyle w:val="Compact"/>
+            </w:pPr>
+            <w:r>
+              <w:t xml:space="preserve">Final presentation</w:t>
+            </w:r>
+          </w:p>
+        </w:tc>
+        <w:tc>
+          <w:tcPr/>
+          <w:p>
+            <w:pPr>
+              <w:pStyle w:val="Compact"/>
+            </w:pPr>
+            <w:r>
+              <w:t xml:space="preserve">Entire team</w:t>
+            </w:r>
+          </w:p>
+        </w:tc>
+      </w:tr>
+    </w:tbl>
+    <w:bookmarkEnd w:id="64"/>
+    <w:bookmarkStart w:id="72" w:name="references"/>
+    <w:p>
+      <w:pPr>
+        <w:pStyle w:val="Heading1"/>
+      </w:pPr>
+      <w:r>
         <w:t xml:space="preserve">References</w:t>
       </w:r>
     </w:p>
-    <w:bookmarkStart w:id="70" w:name="refs"/>
-    <w:bookmarkStart w:id="65" w:name="ref-onet2026datascientists"/>
+    <w:bookmarkStart w:id="71" w:name="refs"/>
+    <w:bookmarkStart w:id="66" w:name="ref-onet2026datascientists"/>
     <w:p>
       <w:pPr>
         <w:pStyle w:val="Bibliography"/>
@@ -2287,7 +2704,7 @@
       <w:r>
         <w:t xml:space="preserve"> </w:t>
       </w:r>
-      <w:hyperlink r:id="rId64">
+      <w:hyperlink r:id="rId65">
         <w:r>
           <w:rPr>
             <w:rStyle w:val="Hyperlink"/>
@@ -2299,8 +2716,8 @@
         <w:t xml:space="preserve">.</w:t>
       </w:r>
     </w:p>
-    <w:bookmarkEnd w:id="65"/>
-    <w:bookmarkStart w:id="67" w:name="ref-census2022naics5415"/>
+    <w:bookmarkEnd w:id="66"/>
+    <w:bookmarkStart w:id="68" w:name="ref-census2022naics5415"/>
     <w:p>
       <w:pPr>
         <w:pStyle w:val="Bibliography"/>
@@ -2323,7 +2740,7 @@
       <w:r>
         <w:t xml:space="preserve"> </w:t>
       </w:r>
-      <w:hyperlink r:id="rId66">
+      <w:hyperlink r:id="rId67">
         <w:r>
           <w:rPr>
             <w:rStyle w:val="Hyperlink"/>
@@ -2335,8 +2752,8 @@
         <w:t xml:space="preserve">.</w:t>
       </w:r>
     </w:p>
-    <w:bookmarkEnd w:id="67"/>
-    <w:bookmarkStart w:id="69" w:name="ref-verma2019skills"/>
+    <w:bookmarkEnd w:id="68"/>
+    <w:bookmarkStart w:id="70" w:name="ref-verma2019skills"/>
     <w:p>
       <w:pPr>
         <w:pStyle w:val="Bibliography"/>
@@ -2356,7 +2773,7 @@
       <w:r>
         <w:t xml:space="preserve">“</w:t>
       </w:r>
-      <w:hyperlink r:id="rId68">
+      <w:hyperlink r:id="rId69">
         <w:r>
           <w:rPr>
             <w:rStyle w:val="Hyperlink"/>
@@ -2381,9 +2798,9 @@
         <w:t xml:space="preserve">, 94, 243–50.</w:t>
       </w:r>
     </w:p>
-    <w:bookmarkEnd w:id="69"/>
     <w:bookmarkEnd w:id="70"/>
     <w:bookmarkEnd w:id="71"/>
+    <w:bookmarkEnd w:id="72"/>
     <w:sectPr>
       <w:footnotePr>
         <w:numRestart w:val="eachSect"/>

--- a/final_report.docx
+++ b/final_report.docx
@@ -2801,6 +2801,60 @@
     <w:bookmarkEnd w:id="70"/>
     <w:bookmarkEnd w:id="71"/>
     <w:bookmarkEnd w:id="72"/>
+    <w:bookmarkStart w:id="73" w:name="appendix-ai-use-disclosure"/>
+    <w:p>
+      <w:pPr>
+        <w:pStyle w:val="Heading1"/>
+      </w:pPr>
+      <w:r>
+        <w:t xml:space="preserve">Appendix: AI Use Disclosure</w:t>
+      </w:r>
+    </w:p>
+    <w:p>
+      <w:pPr>
+        <w:pStyle w:val="FirstParagraph"/>
+      </w:pPr>
+      <w:r>
+        <w:t xml:space="preserve">Our team used generative AI tools such as Claude and ChatGPT to help us build this project. We used them to explain code, act as a tutor, review code, brainstorm ideas, debug errors, provide examples, and help write and edit code and text. The links to the conversations can be found below:</w:t>
+      </w:r>
+    </w:p>
+    <w:p>
+      <w:pPr>
+        <w:pStyle w:val="Compact"/>
+        <w:numPr>
+          <w:ilvl w:val="0"/>
+          <w:numId w:val="1001"/>
+        </w:numPr>
+      </w:pPr>
+      <w:r>
+        <w:t xml:space="preserve">Jenna DeRosa: links to be added</w:t>
+      </w:r>
+    </w:p>
+    <w:p>
+      <w:pPr>
+        <w:pStyle w:val="Compact"/>
+        <w:numPr>
+          <w:ilvl w:val="0"/>
+          <w:numId w:val="1001"/>
+        </w:numPr>
+      </w:pPr>
+      <w:r>
+        <w:t xml:space="preserve">Mariam El Jouzou: links to be added</w:t>
+      </w:r>
+    </w:p>
+    <w:p>
+      <w:pPr>
+        <w:pStyle w:val="Compact"/>
+        <w:numPr>
+          <w:ilvl w:val="0"/>
+          <w:numId w:val="1001"/>
+        </w:numPr>
+      </w:pPr>
+      <w:r>
+        <w:t xml:space="preserve">Juan Franco: links to be added</w:t>
+      </w:r>
+    </w:p>
+    <w:bookmarkEnd w:id="73"/>
     <w:sectPr>
       <w:footnotePr>
         <w:numRestart w:val="eachSect"/>
@@ -2911,8 +2965,114 @@
       </w:pPr>
     </w:lvl>
   </w:abstractNum>
+  <w:abstractNum w:abstractNumId="991">
+    <w:nsid w:val="0000A991"/>
+    <w:multiLevelType w:val="multilevel"/>
+    <w:lvl w:ilvl="0">
+      <w:numFmt w:val="bullet"/>
+      <w:lvlText w:val=""/>
+      <w:lvlJc w:val="left"/>
+      <w:pPr>
+        <w:ind w:left="720" w:hanging="360"/>
+      </w:pPr>
+      <w:rPr>
+        <w:rFonts w:ascii="Symbol" w:hAnsi="Symbol" w:cs="Symbol" w:hint="default"/>
+      </w:rPr>
+    </w:lvl>
+    <w:lvl w:ilvl="1">
+      <w:numFmt w:val="bullet"/>
+      <w:lvlText w:val="o"/>
+      <w:lvlJc w:val="left"/>
+      <w:pPr>
+        <w:ind w:left="1440" w:hanging="360"/>
+      </w:pPr>
+      <w:rPr>
+        <w:rFonts w:ascii="Courier New" w:hAnsi="Courier New" w:cs="Courier New" w:hint="default"/>
+      </w:rPr>
+    </w:lvl>
+    <w:lvl w:ilvl="2">
+      <w:numFmt w:val="bullet"/>
+      <w:lvlText w:val=""/>
+      <w:lvlJc w:val="left"/>
+      <w:pPr>
+        <w:ind w:left="2160" w:hanging="360"/>
+      </w:pPr>
+      <w:rPr>
+        <w:rFonts w:ascii="Wingdings" w:hAnsi="Wingdings" w:cs="Wingdings" w:hint="default"/>
+      </w:rPr>
+    </w:lvl>
+    <w:lvl w:ilvl="3">
+      <w:numFmt w:val="bullet"/>
+      <w:lvlText w:val=""/>
+      <w:lvlJc w:val="left"/>
+      <w:pPr>
+        <w:ind w:left="2880" w:hanging="360"/>
+      </w:pPr>
+      <w:rPr>
+        <w:rFonts w:ascii="Symbol" w:hAnsi="Symbol" w:cs="Symbol" w:hint="default"/>
+      </w:rPr>
+    </w:lvl>
+    <w:lvl w:ilvl="4">
+      <w:numFmt w:val="bullet"/>
+      <w:lvlText w:val="o"/>
+      <w:lvlJc w:val="left"/>
+      <w:pPr>
+        <w:ind w:left="3600" w:hanging="360"/>
+      </w:pPr>
+      <w:rPr>
+        <w:rFonts w:ascii="Courier New" w:hAnsi="Courier New" w:cs="Courier New" w:hint="default"/>
+      </w:rPr>
+    </w:lvl>
+    <w:lvl w:ilvl="5">
+      <w:numFmt w:val="bullet"/>
+      <w:lvlText w:val=""/>
+      <w:lvlJc w:val="left"/>
+      <w:pPr>
+        <w:ind w:left="4320" w:hanging="360"/>
+      </w:pPr>
+      <w:rPr>
+        <w:rFonts w:ascii="Wingdings" w:hAnsi="Wingdings" w:cs="Wingdings" w:hint="default"/>
+      </w:rPr>
+    </w:lvl>
+    <w:lvl w:ilvl="6">
+      <w:numFmt w:val="bullet"/>
+      <w:lvlText w:val=""/>
+      <w:lvlJc w:val="left"/>
+      <w:pPr>
+        <w:ind w:left="5040" w:hanging="360"/>
+      </w:pPr>
+      <w:rPr>
+        <w:rFonts w:ascii="Symbol" w:hAnsi="Symbol" w:cs="Symbol" w:hint="default"/>
+      </w:rPr>
+    </w:lvl>
+    <w:lvl w:ilvl="7">
+      <w:numFmt w:val="bullet"/>
+      <w:lvlText w:val="o"/>
+      <w:lvlJc w:val="left"/>
+      <w:pPr>
+        <w:ind w:left="5760" w:hanging="360"/>
+      </w:pPr>
+      <w:rPr>
+        <w:rFonts w:ascii="Courier New" w:hAnsi="Courier New" w:cs="Courier New" w:hint="default"/>
+      </w:rPr>
+    </w:lvl>
+    <w:lvl w:ilvl="8">
+      <w:numFmt w:val="bullet"/>
+      <w:lvlText w:val=""/>
+      <w:lvlJc w:val="left"/>
+      <w:pPr>
+        <w:ind w:left="6480" w:hanging="360"/>
+      </w:pPr>
+      <w:rPr>
+        <w:rFonts w:ascii="Wingdings" w:hAnsi="Wingdings" w:cs="Wingdings" w:hint="default"/>
+      </w:rPr>
+    </w:lvl>
+  </w:abstractNum>
   <w:num w:numId="1000">
     <w:abstractNumId w:val="990"/>
+  </w:num>
+  <w:num w:numId="1001">
+    <w:abstractNumId w:val="991"/>
   </w:num>
 </w:numbering>
 </file>
